--- a/documents/shinjuku-q-building/解約通知書_新宿Qビル3階.docx
+++ b/documents/shinjuku-q-building/解約通知書_新宿Qビル3階.docx
@@ -4,7 +4,7 @@
   <w:body>
     <w:p>
       <w:pPr>
-        <w:spacing w:after="240" w:line="300"/>
+        <w:spacing w:after="240" w:line="290"/>
         <w:jc w:val="right"/>
       </w:pPr>
       <w:r>
@@ -12,15 +12,15 @@
           <w:rFonts w:ascii="游明朝" w:cs="游明朝" w:eastAsia="游明朝" w:hAnsi="游明朝"/>
           <w:b w:val="false"/>
           <w:bCs w:val="false"/>
-          <w:sz w:val="21"/>
-          <w:szCs w:val="21"/>
+          <w:sz w:val="20"/>
+          <w:szCs w:val="20"/>
         </w:rPr>
         <w:t xml:space="preserve">　　　　年　　　月　　　日</w:t>
       </w:r>
     </w:p>
     <w:p>
       <w:pPr>
-        <w:spacing w:after="200" w:line="300"/>
+        <w:spacing w:after="200" w:line="290"/>
         <w:jc w:val="left"/>
       </w:pPr>
       <w:r>
@@ -28,8 +28,8 @@
           <w:rFonts w:ascii="游明朝" w:cs="游明朝" w:eastAsia="游明朝" w:hAnsi="游明朝"/>
           <w:b/>
           <w:bCs/>
-          <w:sz w:val="21"/>
-          <w:szCs w:val="21"/>
+          <w:sz w:val="20"/>
+          <w:szCs w:val="20"/>
         </w:rPr>
         <w:t xml:space="preserve">賃貸人　株式会社邱永漢事務所　御中</w:t>
       </w:r>
@@ -57,25 +57,25 @@
           <w:tcPr>
             <w:tcW w:type="dxa" w:w="1400"/>
             <w:tcMar>
-              <w:top w:type="dxa" w:w="80"/>
-              <w:left w:type="dxa" w:w="120"/>
-              <w:bottom w:type="dxa" w:w="80"/>
-              <w:right w:type="dxa" w:w="120"/>
-            </w:tcMar>
-            <w:vAlign w:val="center"/>
-          </w:tcPr>
-          <w:p>
-            <w:pPr>
-              <w:spacing w:after="0" w:line="300"/>
-              <w:jc w:val="left"/>
-            </w:pPr>
-            <w:r>
-              <w:rPr>
-                <w:rFonts w:ascii="游明朝" w:cs="游明朝" w:eastAsia="游明朝" w:hAnsi="游明朝"/>
-                <w:b w:val="false"/>
-                <w:bCs w:val="false"/>
-                <w:sz w:val="21"/>
-                <w:szCs w:val="21"/>
+              <w:top w:type="dxa" w:w="70"/>
+              <w:left w:type="dxa" w:w="120"/>
+              <w:bottom w:type="dxa" w:w="70"/>
+              <w:right w:type="dxa" w:w="120"/>
+            </w:tcMar>
+            <w:vAlign w:val="center"/>
+          </w:tcPr>
+          <w:p>
+            <w:pPr>
+              <w:spacing w:after="0" w:line="290"/>
+              <w:jc w:val="left"/>
+            </w:pPr>
+            <w:r>
+              <w:rPr>
+                <w:rFonts w:ascii="游明朝" w:cs="游明朝" w:eastAsia="游明朝" w:hAnsi="游明朝"/>
+                <w:b w:val="false"/>
+                <w:bCs w:val="false"/>
+                <w:sz w:val="20"/>
+                <w:szCs w:val="20"/>
               </w:rPr>
               <w:t xml:space="preserve">賃借人</w:t>
             </w:r>
@@ -85,24 +85,24 @@
           <w:tcPr>
             <w:tcW w:type="dxa" w:w="2800"/>
             <w:tcMar>
-              <w:top w:type="dxa" w:w="80"/>
-              <w:left w:type="dxa" w:w="120"/>
-              <w:bottom w:type="dxa" w:w="80"/>
-              <w:right w:type="dxa" w:w="120"/>
-            </w:tcMar>
-            <w:vAlign w:val="center"/>
-          </w:tcPr>
-          <w:p>
-            <w:pPr>
-              <w:spacing w:after="0" w:line="300"/>
-            </w:pPr>
-            <w:r>
-              <w:rPr>
-                <w:rFonts w:ascii="游明朝" w:cs="游明朝" w:eastAsia="游明朝" w:hAnsi="游明朝"/>
-                <w:b w:val="false"/>
-                <w:bCs w:val="false"/>
-                <w:sz w:val="21"/>
-                <w:szCs w:val="21"/>
+              <w:top w:type="dxa" w:w="70"/>
+              <w:left w:type="dxa" w:w="120"/>
+              <w:bottom w:type="dxa" w:w="70"/>
+              <w:right w:type="dxa" w:w="120"/>
+            </w:tcMar>
+            <w:vAlign w:val="center"/>
+          </w:tcPr>
+          <w:p>
+            <w:pPr>
+              <w:spacing w:after="0" w:line="290"/>
+            </w:pPr>
+            <w:r>
+              <w:rPr>
+                <w:rFonts w:ascii="游明朝" w:cs="游明朝" w:eastAsia="游明朝" w:hAnsi="游明朝"/>
+                <w:b w:val="false"/>
+                <w:bCs w:val="false"/>
+                <w:sz w:val="20"/>
+                <w:szCs w:val="20"/>
               </w:rPr>
               <w:t xml:space="preserve"/>
             </w:r>
@@ -112,16 +112,16 @@
           <w:tcPr>
             <w:tcW w:type="dxa" w:w="1000"/>
             <w:tcMar>
-              <w:top w:type="dxa" w:w="80"/>
-              <w:left w:type="dxa" w:w="120"/>
-              <w:bottom w:type="dxa" w:w="80"/>
-              <w:right w:type="dxa" w:w="120"/>
-            </w:tcMar>
-            <w:vAlign w:val="center"/>
-          </w:tcPr>
-          <w:p>
-            <w:pPr>
-              <w:spacing w:after="0" w:line="300"/>
+              <w:top w:type="dxa" w:w="70"/>
+              <w:left w:type="dxa" w:w="120"/>
+              <w:bottom w:type="dxa" w:w="70"/>
+              <w:right w:type="dxa" w:w="120"/>
+            </w:tcMar>
+            <w:vAlign w:val="center"/>
+          </w:tcPr>
+          <w:p>
+            <w:pPr>
+              <w:spacing w:after="0" w:line="290"/>
               <w:jc w:val="center"/>
             </w:pPr>
             <w:r>
@@ -129,8 +129,8 @@
                 <w:rFonts w:ascii="游明朝" w:cs="游明朝" w:eastAsia="游明朝" w:hAnsi="游明朝"/>
                 <w:b w:val="false"/>
                 <w:bCs w:val="false"/>
-                <w:sz w:val="21"/>
-                <w:szCs w:val="21"/>
+                <w:sz w:val="20"/>
+                <w:szCs w:val="20"/>
               </w:rPr>
               <w:t xml:space="preserve"/>
             </w:r>
@@ -142,25 +142,25 @@
           <w:tcPr>
             <w:tcW w:type="dxa" w:w="1400"/>
             <w:tcMar>
-              <w:top w:type="dxa" w:w="80"/>
-              <w:left w:type="dxa" w:w="120"/>
-              <w:bottom w:type="dxa" w:w="80"/>
-              <w:right w:type="dxa" w:w="120"/>
-            </w:tcMar>
-            <w:vAlign w:val="center"/>
-          </w:tcPr>
-          <w:p>
-            <w:pPr>
-              <w:spacing w:after="0" w:line="300"/>
-              <w:jc w:val="left"/>
-            </w:pPr>
-            <w:r>
-              <w:rPr>
-                <w:rFonts w:ascii="游明朝" w:cs="游明朝" w:eastAsia="游明朝" w:hAnsi="游明朝"/>
-                <w:b w:val="false"/>
-                <w:bCs w:val="false"/>
-                <w:sz w:val="21"/>
-                <w:szCs w:val="21"/>
+              <w:top w:type="dxa" w:w="70"/>
+              <w:left w:type="dxa" w:w="120"/>
+              <w:bottom w:type="dxa" w:w="70"/>
+              <w:right w:type="dxa" w:w="120"/>
+            </w:tcMar>
+            <w:vAlign w:val="center"/>
+          </w:tcPr>
+          <w:p>
+            <w:pPr>
+              <w:spacing w:after="0" w:line="290"/>
+              <w:jc w:val="left"/>
+            </w:pPr>
+            <w:r>
+              <w:rPr>
+                <w:rFonts w:ascii="游明朝" w:cs="游明朝" w:eastAsia="游明朝" w:hAnsi="游明朝"/>
+                <w:b w:val="false"/>
+                <w:bCs w:val="false"/>
+                <w:sz w:val="20"/>
+                <w:szCs w:val="20"/>
               </w:rPr>
               <w:t xml:space="preserve">所 在 地</w:t>
             </w:r>
@@ -170,9 +170,9 @@
           <w:tcPr>
             <w:tcW w:type="dxa" w:w="2800"/>
             <w:tcMar>
-              <w:top w:type="dxa" w:w="80"/>
-              <w:left w:type="dxa" w:w="120"/>
-              <w:bottom w:type="dxa" w:w="80"/>
+              <w:top w:type="dxa" w:w="70"/>
+              <w:left w:type="dxa" w:w="120"/>
+              <w:bottom w:type="dxa" w:w="70"/>
               <w:right w:type="dxa" w:w="120"/>
             </w:tcMar>
             <w:vAlign w:val="center"/>
@@ -182,15 +182,15 @@
               <w:pBdr>
                 <w:bottom w:val="single" w:color="000000" w:sz="6"/>
               </w:pBdr>
-              <w:spacing w:after="0" w:line="300"/>
-            </w:pPr>
-            <w:r>
-              <w:rPr>
-                <w:rFonts w:ascii="游明朝" w:cs="游明朝" w:eastAsia="游明朝" w:hAnsi="游明朝"/>
-                <w:b w:val="false"/>
-                <w:bCs w:val="false"/>
-                <w:sz w:val="21"/>
-                <w:szCs w:val="21"/>
+              <w:spacing w:after="0" w:line="290"/>
+            </w:pPr>
+            <w:r>
+              <w:rPr>
+                <w:rFonts w:ascii="游明朝" w:cs="游明朝" w:eastAsia="游明朝" w:hAnsi="游明朝"/>
+                <w:b w:val="false"/>
+                <w:bCs w:val="false"/>
+                <w:sz w:val="20"/>
+                <w:szCs w:val="20"/>
               </w:rPr>
               <w:t xml:space="preserve"/>
             </w:r>
@@ -200,16 +200,16 @@
           <w:tcPr>
             <w:tcW w:type="dxa" w:w="1000"/>
             <w:tcMar>
-              <w:top w:type="dxa" w:w="80"/>
-              <w:left w:type="dxa" w:w="120"/>
-              <w:bottom w:type="dxa" w:w="80"/>
-              <w:right w:type="dxa" w:w="120"/>
-            </w:tcMar>
-            <w:vAlign w:val="center"/>
-          </w:tcPr>
-          <w:p>
-            <w:pPr>
-              <w:spacing w:after="0" w:line="300"/>
+              <w:top w:type="dxa" w:w="70"/>
+              <w:left w:type="dxa" w:w="120"/>
+              <w:bottom w:type="dxa" w:w="70"/>
+              <w:right w:type="dxa" w:w="120"/>
+            </w:tcMar>
+            <w:vAlign w:val="center"/>
+          </w:tcPr>
+          <w:p>
+            <w:pPr>
+              <w:spacing w:after="0" w:line="290"/>
               <w:jc w:val="center"/>
             </w:pPr>
             <w:r>
@@ -217,8 +217,8 @@
                 <w:rFonts w:ascii="游明朝" w:cs="游明朝" w:eastAsia="游明朝" w:hAnsi="游明朝"/>
                 <w:b w:val="false"/>
                 <w:bCs w:val="false"/>
-                <w:sz w:val="21"/>
-                <w:szCs w:val="21"/>
+                <w:sz w:val="20"/>
+                <w:szCs w:val="20"/>
               </w:rPr>
               <w:t xml:space="preserve"/>
             </w:r>
@@ -230,25 +230,25 @@
           <w:tcPr>
             <w:tcW w:type="dxa" w:w="1400"/>
             <w:tcMar>
-              <w:top w:type="dxa" w:w="80"/>
-              <w:left w:type="dxa" w:w="120"/>
-              <w:bottom w:type="dxa" w:w="80"/>
-              <w:right w:type="dxa" w:w="120"/>
-            </w:tcMar>
-            <w:vAlign w:val="center"/>
-          </w:tcPr>
-          <w:p>
-            <w:pPr>
-              <w:spacing w:after="0" w:line="300"/>
-              <w:jc w:val="left"/>
-            </w:pPr>
-            <w:r>
-              <w:rPr>
-                <w:rFonts w:ascii="游明朝" w:cs="游明朝" w:eastAsia="游明朝" w:hAnsi="游明朝"/>
-                <w:b w:val="false"/>
-                <w:bCs w:val="false"/>
-                <w:sz w:val="21"/>
-                <w:szCs w:val="21"/>
+              <w:top w:type="dxa" w:w="70"/>
+              <w:left w:type="dxa" w:w="120"/>
+              <w:bottom w:type="dxa" w:w="70"/>
+              <w:right w:type="dxa" w:w="120"/>
+            </w:tcMar>
+            <w:vAlign w:val="center"/>
+          </w:tcPr>
+          <w:p>
+            <w:pPr>
+              <w:spacing w:after="0" w:line="290"/>
+              <w:jc w:val="left"/>
+            </w:pPr>
+            <w:r>
+              <w:rPr>
+                <w:rFonts w:ascii="游明朝" w:cs="游明朝" w:eastAsia="游明朝" w:hAnsi="游明朝"/>
+                <w:b w:val="false"/>
+                <w:bCs w:val="false"/>
+                <w:sz w:val="20"/>
+                <w:szCs w:val="20"/>
               </w:rPr>
               <w:t xml:space="preserve">法 人 名</w:t>
             </w:r>
@@ -258,9 +258,9 @@
           <w:tcPr>
             <w:tcW w:type="dxa" w:w="2800"/>
             <w:tcMar>
-              <w:top w:type="dxa" w:w="80"/>
-              <w:left w:type="dxa" w:w="120"/>
-              <w:bottom w:type="dxa" w:w="80"/>
+              <w:top w:type="dxa" w:w="70"/>
+              <w:left w:type="dxa" w:w="120"/>
+              <w:bottom w:type="dxa" w:w="70"/>
               <w:right w:type="dxa" w:w="120"/>
             </w:tcMar>
             <w:vAlign w:val="center"/>
@@ -270,15 +270,15 @@
               <w:pBdr>
                 <w:bottom w:val="single" w:color="000000" w:sz="6"/>
               </w:pBdr>
-              <w:spacing w:after="0" w:line="300"/>
-            </w:pPr>
-            <w:r>
-              <w:rPr>
-                <w:rFonts w:ascii="游明朝" w:cs="游明朝" w:eastAsia="游明朝" w:hAnsi="游明朝"/>
-                <w:b w:val="false"/>
-                <w:bCs w:val="false"/>
-                <w:sz w:val="21"/>
-                <w:szCs w:val="21"/>
+              <w:spacing w:after="0" w:line="290"/>
+            </w:pPr>
+            <w:r>
+              <w:rPr>
+                <w:rFonts w:ascii="游明朝" w:cs="游明朝" w:eastAsia="游明朝" w:hAnsi="游明朝"/>
+                <w:b w:val="false"/>
+                <w:bCs w:val="false"/>
+                <w:sz w:val="20"/>
+                <w:szCs w:val="20"/>
               </w:rPr>
               <w:t xml:space="preserve"/>
             </w:r>
@@ -288,16 +288,16 @@
           <w:tcPr>
             <w:tcW w:type="dxa" w:w="1000"/>
             <w:tcMar>
-              <w:top w:type="dxa" w:w="80"/>
-              <w:left w:type="dxa" w:w="120"/>
-              <w:bottom w:type="dxa" w:w="80"/>
-              <w:right w:type="dxa" w:w="120"/>
-            </w:tcMar>
-            <w:vAlign w:val="center"/>
-          </w:tcPr>
-          <w:p>
-            <w:pPr>
-              <w:spacing w:after="0" w:line="300"/>
+              <w:top w:type="dxa" w:w="70"/>
+              <w:left w:type="dxa" w:w="120"/>
+              <w:bottom w:type="dxa" w:w="70"/>
+              <w:right w:type="dxa" w:w="120"/>
+            </w:tcMar>
+            <w:vAlign w:val="center"/>
+          </w:tcPr>
+          <w:p>
+            <w:pPr>
+              <w:spacing w:after="0" w:line="290"/>
               <w:jc w:val="center"/>
             </w:pPr>
             <w:r>
@@ -305,8 +305,8 @@
                 <w:rFonts w:ascii="游明朝" w:cs="游明朝" w:eastAsia="游明朝" w:hAnsi="游明朝"/>
                 <w:b w:val="false"/>
                 <w:bCs w:val="false"/>
-                <w:sz w:val="21"/>
-                <w:szCs w:val="21"/>
+                <w:sz w:val="20"/>
+                <w:szCs w:val="20"/>
               </w:rPr>
               <w:t xml:space="preserve"/>
             </w:r>
@@ -318,25 +318,25 @@
           <w:tcPr>
             <w:tcW w:type="dxa" w:w="1400"/>
             <w:tcMar>
-              <w:top w:type="dxa" w:w="80"/>
-              <w:left w:type="dxa" w:w="120"/>
-              <w:bottom w:type="dxa" w:w="80"/>
-              <w:right w:type="dxa" w:w="120"/>
-            </w:tcMar>
-            <w:vAlign w:val="center"/>
-          </w:tcPr>
-          <w:p>
-            <w:pPr>
-              <w:spacing w:after="0" w:line="300"/>
-              <w:jc w:val="left"/>
-            </w:pPr>
-            <w:r>
-              <w:rPr>
-                <w:rFonts w:ascii="游明朝" w:cs="游明朝" w:eastAsia="游明朝" w:hAnsi="游明朝"/>
-                <w:b w:val="false"/>
-                <w:bCs w:val="false"/>
-                <w:sz w:val="21"/>
-                <w:szCs w:val="21"/>
+              <w:top w:type="dxa" w:w="70"/>
+              <w:left w:type="dxa" w:w="120"/>
+              <w:bottom w:type="dxa" w:w="70"/>
+              <w:right w:type="dxa" w:w="120"/>
+            </w:tcMar>
+            <w:vAlign w:val="center"/>
+          </w:tcPr>
+          <w:p>
+            <w:pPr>
+              <w:spacing w:after="0" w:line="290"/>
+              <w:jc w:val="left"/>
+            </w:pPr>
+            <w:r>
+              <w:rPr>
+                <w:rFonts w:ascii="游明朝" w:cs="游明朝" w:eastAsia="游明朝" w:hAnsi="游明朝"/>
+                <w:b w:val="false"/>
+                <w:bCs w:val="false"/>
+                <w:sz w:val="20"/>
+                <w:szCs w:val="20"/>
               </w:rPr>
               <w:t xml:space="preserve">代 表 者</w:t>
             </w:r>
@@ -346,9 +346,9 @@
           <w:tcPr>
             <w:tcW w:type="dxa" w:w="2800"/>
             <w:tcMar>
-              <w:top w:type="dxa" w:w="80"/>
-              <w:left w:type="dxa" w:w="120"/>
-              <w:bottom w:type="dxa" w:w="80"/>
+              <w:top w:type="dxa" w:w="70"/>
+              <w:left w:type="dxa" w:w="120"/>
+              <w:bottom w:type="dxa" w:w="70"/>
               <w:right w:type="dxa" w:w="120"/>
             </w:tcMar>
             <w:vAlign w:val="center"/>
@@ -358,15 +358,15 @@
               <w:pBdr>
                 <w:bottom w:val="single" w:color="000000" w:sz="6"/>
               </w:pBdr>
-              <w:spacing w:after="0" w:line="300"/>
-            </w:pPr>
-            <w:r>
-              <w:rPr>
-                <w:rFonts w:ascii="游明朝" w:cs="游明朝" w:eastAsia="游明朝" w:hAnsi="游明朝"/>
-                <w:b w:val="false"/>
-                <w:bCs w:val="false"/>
-                <w:sz w:val="21"/>
-                <w:szCs w:val="21"/>
+              <w:spacing w:after="0" w:line="290"/>
+            </w:pPr>
+            <w:r>
+              <w:rPr>
+                <w:rFonts w:ascii="游明朝" w:cs="游明朝" w:eastAsia="游明朝" w:hAnsi="游明朝"/>
+                <w:b w:val="false"/>
+                <w:bCs w:val="false"/>
+                <w:sz w:val="20"/>
+                <w:szCs w:val="20"/>
               </w:rPr>
               <w:t xml:space="preserve"/>
             </w:r>
@@ -376,16 +376,16 @@
           <w:tcPr>
             <w:tcW w:type="dxa" w:w="1000"/>
             <w:tcMar>
-              <w:top w:type="dxa" w:w="80"/>
-              <w:left w:type="dxa" w:w="120"/>
-              <w:bottom w:type="dxa" w:w="80"/>
-              <w:right w:type="dxa" w:w="120"/>
-            </w:tcMar>
-            <w:vAlign w:val="center"/>
-          </w:tcPr>
-          <w:p>
-            <w:pPr>
-              <w:spacing w:after="0" w:line="300"/>
+              <w:top w:type="dxa" w:w="70"/>
+              <w:left w:type="dxa" w:w="120"/>
+              <w:bottom w:type="dxa" w:w="70"/>
+              <w:right w:type="dxa" w:w="120"/>
+            </w:tcMar>
+            <w:vAlign w:val="center"/>
+          </w:tcPr>
+          <w:p>
+            <w:pPr>
+              <w:spacing w:after="0" w:line="290"/>
               <w:jc w:val="center"/>
             </w:pPr>
             <w:r>
@@ -393,8 +393,8 @@
                 <w:rFonts w:ascii="游明朝" w:cs="游明朝" w:eastAsia="游明朝" w:hAnsi="游明朝"/>
                 <w:b w:val="false"/>
                 <w:bCs w:val="false"/>
-                <w:sz w:val="21"/>
-                <w:szCs w:val="21"/>
+                <w:sz w:val="20"/>
+                <w:szCs w:val="20"/>
               </w:rPr>
               <w:t xml:space="preserve">㊞</w:t>
             </w:r>
@@ -404,7 +404,7 @@
     </w:tbl>
     <w:p>
       <w:pPr>
-        <w:spacing w:after="320" w:line="300"/>
+        <w:spacing w:after="300" w:line="290"/>
         <w:jc w:val="right"/>
       </w:pPr>
       <w:r>
@@ -420,7 +420,7 @@
     </w:p>
     <w:p>
       <w:pPr>
-        <w:spacing w:after="320" w:line="300"/>
+        <w:spacing w:after="300" w:line="290"/>
         <w:jc w:val="center"/>
       </w:pPr>
       <w:r>
@@ -428,79 +428,79 @@
           <w:rFonts w:ascii="游明朝" w:cs="游明朝" w:eastAsia="游明朝" w:hAnsi="游明朝"/>
           <w:b/>
           <w:bCs/>
-          <w:sz w:val="30"/>
-          <w:szCs w:val="30"/>
+          <w:sz w:val="28"/>
+          <w:szCs w:val="28"/>
         </w:rPr>
         <w:t xml:space="preserve">解　約　通　知　書</w:t>
       </w:r>
     </w:p>
     <w:p>
       <w:pPr>
-        <w:spacing w:after="80" w:line="300"/>
-        <w:jc w:val="left"/>
-      </w:pPr>
-      <w:r>
-        <w:rPr>
-          <w:rFonts w:ascii="游明朝" w:cs="游明朝" w:eastAsia="游明朝" w:hAnsi="游明朝"/>
-          <w:b w:val="false"/>
-          <w:bCs w:val="false"/>
-          <w:sz w:val="21"/>
-          <w:szCs w:val="21"/>
+        <w:spacing w:after="80" w:line="290"/>
+        <w:jc w:val="left"/>
+      </w:pPr>
+      <w:r>
+        <w:rPr>
+          <w:rFonts w:ascii="游明朝" w:cs="游明朝" w:eastAsia="游明朝" w:hAnsi="游明朝"/>
+          <w:b w:val="false"/>
+          <w:bCs w:val="false"/>
+          <w:sz w:val="20"/>
+          <w:szCs w:val="20"/>
         </w:rPr>
         <w:t xml:space="preserve">　拝啓　時下ますますご清栄のこととお慶び申し上げます。平素は格別のご高配を賜り、厚く御礼申し上げます。</w:t>
       </w:r>
     </w:p>
     <w:p>
       <w:pPr>
-        <w:spacing w:after="80" w:line="300"/>
-        <w:jc w:val="left"/>
-      </w:pPr>
-      <w:r>
-        <w:rPr>
-          <w:rFonts w:ascii="游明朝" w:cs="游明朝" w:eastAsia="游明朝" w:hAnsi="游明朝"/>
-          <w:b w:val="false"/>
-          <w:bCs w:val="false"/>
-          <w:sz w:val="21"/>
-          <w:szCs w:val="21"/>
+        <w:spacing w:after="80" w:line="290"/>
+        <w:jc w:val="left"/>
+      </w:pPr>
+      <w:r>
+        <w:rPr>
+          <w:rFonts w:ascii="游明朝" w:cs="游明朝" w:eastAsia="游明朝" w:hAnsi="游明朝"/>
+          <w:b w:val="false"/>
+          <w:bCs w:val="false"/>
+          <w:sz w:val="20"/>
+          <w:szCs w:val="20"/>
         </w:rPr>
         <w:t xml:space="preserve">　さて、新宿Ｑビル３階（以下「本物件」といいます。）につきまして、貴社との間で締結いたしました２０２６年６月２９日付定期建物賃貸借契約（以下「本契約」といいます。）について、下記のとおり解約を申し入れます。なお、契約終了の手続きに際しましては、本契約の各条項を遵守することをお約束いたします。</w:t>
       </w:r>
     </w:p>
     <w:p>
       <w:pPr>
-        <w:spacing w:after="80" w:line="300"/>
-        <w:jc w:val="left"/>
-      </w:pPr>
-      <w:r>
-        <w:rPr>
-          <w:rFonts w:ascii="游明朝" w:cs="游明朝" w:eastAsia="游明朝" w:hAnsi="游明朝"/>
-          <w:b w:val="false"/>
-          <w:bCs w:val="false"/>
-          <w:sz w:val="21"/>
-          <w:szCs w:val="21"/>
-        </w:rPr>
-        <w:t xml:space="preserve">　また、本物件につきましては、当方の加盟店本部である株式会社Ｌｉｍｅ（以下「Ｌｉｍｅ社」といいます。）が、解約日の翌日を始期として貴社と新たに賃貸借契約を締結し、本物件を継続してご利用させていただきたく協議を進めております。つきましては、本契約第１８条第２項に定める違約金のお取扱いにつきまして、下記３．のとおりご相談させていただきたく、何卒ご高配賜りますようお願い申し上げます。</w:t>
-      </w:r>
-    </w:p>
-    <w:p>
-      <w:pPr>
-        <w:spacing w:after="80" w:line="300"/>
-        <w:jc w:val="left"/>
-      </w:pPr>
-      <w:r>
-        <w:rPr>
-          <w:rFonts w:ascii="游明朝" w:cs="游明朝" w:eastAsia="游明朝" w:hAnsi="游明朝"/>
-          <w:b w:val="false"/>
-          <w:bCs w:val="false"/>
-          <w:sz w:val="21"/>
-          <w:szCs w:val="21"/>
-        </w:rPr>
-        <w:t xml:space="preserve">　このたびは、２０２６年９月分賃料のお支払いが遅延し、また当方からのご連絡が行き届かず、多大なご迷惑とご心配をおかけいたしましたことを、深くお詫び申し上げます。</w:t>
-      </w:r>
-    </w:p>
-    <w:p>
-      <w:pPr>
-        <w:spacing w:after="200" w:line="300"/>
+        <w:spacing w:after="80" w:line="290"/>
+        <w:jc w:val="left"/>
+      </w:pPr>
+      <w:r>
+        <w:rPr>
+          <w:rFonts w:ascii="游明朝" w:cs="游明朝" w:eastAsia="游明朝" w:hAnsi="游明朝"/>
+          <w:b w:val="false"/>
+          <w:bCs w:val="false"/>
+          <w:sz w:val="20"/>
+          <w:szCs w:val="20"/>
+        </w:rPr>
+        <w:t xml:space="preserve">　また、本物件につきましては、当方の加盟店本部である株式会社Ｌｉｍｅ（以下「Ｌｉｍｅ社」といいます。）が、解約日の翌日を始期として貴社と新たに賃貸借契約を締結し、本物件を引き継いでご利用させていただくことを前提に協議を進めております。つきましては、本契約第１８条第２項に定める違約金につきまして、下記３．のとおり免除をご相談させていただきたく、何卒ご高配賜りますようお願い申し上げます。</w:t>
+      </w:r>
+    </w:p>
+    <w:p>
+      <w:pPr>
+        <w:spacing w:after="80" w:line="290"/>
+        <w:jc w:val="left"/>
+      </w:pPr>
+      <w:r>
+        <w:rPr>
+          <w:rFonts w:ascii="游明朝" w:cs="游明朝" w:eastAsia="游明朝" w:hAnsi="游明朝"/>
+          <w:b w:val="false"/>
+          <w:bCs w:val="false"/>
+          <w:sz w:val="20"/>
+          <w:szCs w:val="20"/>
+        </w:rPr>
+        <w:t xml:space="preserve">　なお、これまで賃料のお支払いにたびたび遅延を生じさせ、また当方からのご連絡も行き届かず、貴社に多大なご迷惑とご心配をおかけいたしましたことを、深くお詫び申し上げます。未払分につきましては、下記３．（３）のとおり清算させていただく所存です。</w:t>
+      </w:r>
+    </w:p>
+    <w:p>
+      <w:pPr>
+        <w:spacing w:after="180" w:line="290"/>
         <w:jc w:val="right"/>
       </w:pPr>
       <w:r>
@@ -508,15 +508,15 @@
           <w:rFonts w:ascii="游明朝" w:cs="游明朝" w:eastAsia="游明朝" w:hAnsi="游明朝"/>
           <w:b w:val="false"/>
           <w:bCs w:val="false"/>
-          <w:sz w:val="21"/>
-          <w:szCs w:val="21"/>
+          <w:sz w:val="20"/>
+          <w:szCs w:val="20"/>
         </w:rPr>
         <w:t xml:space="preserve">敬具</w:t>
       </w:r>
     </w:p>
     <w:p>
       <w:pPr>
-        <w:spacing w:after="200" w:line="300"/>
+        <w:spacing w:after="180" w:line="290"/>
         <w:jc w:val="center"/>
       </w:pPr>
       <w:r>
@@ -524,15 +524,15 @@
           <w:rFonts w:ascii="游明朝" w:cs="游明朝" w:eastAsia="游明朝" w:hAnsi="游明朝"/>
           <w:b w:val="false"/>
           <w:bCs w:val="false"/>
-          <w:sz w:val="21"/>
-          <w:szCs w:val="21"/>
+          <w:sz w:val="20"/>
+          <w:szCs w:val="20"/>
         </w:rPr>
         <w:t xml:space="preserve">記</w:t>
       </w:r>
     </w:p>
     <w:p>
       <w:pPr>
-        <w:spacing w:after="120" w:line="300"/>
+        <w:spacing w:after="120" w:line="290"/>
         <w:jc w:val="left"/>
       </w:pPr>
       <w:r>
@@ -540,8 +540,8 @@
           <w:rFonts w:ascii="游明朝" w:cs="游明朝" w:eastAsia="游明朝" w:hAnsi="游明朝"/>
           <w:b/>
           <w:bCs/>
-          <w:sz w:val="21"/>
-          <w:szCs w:val="21"/>
+          <w:sz w:val="20"/>
+          <w:szCs w:val="20"/>
         </w:rPr>
         <w:t xml:space="preserve">１．解約の申し入れについて</w:t>
       </w:r>
@@ -560,8 +560,8 @@
       </w:tblPr>
       <w:tblGrid>
         <w:gridCol w:w="1900"/>
-        <w:gridCol w:w="4500"/>
-        <w:gridCol w:w="3000"/>
+        <w:gridCol w:w="4400"/>
+        <w:gridCol w:w="3100"/>
       </w:tblGrid>
       <w:tr>
         <w:tc>
@@ -569,25 +569,25 @@
             <w:tcW w:type="dxa" w:w="1900"/>
             <w:shd w:fill="F2F2F2" w:color="auto" w:val="clear"/>
             <w:tcMar>
-              <w:top w:type="dxa" w:w="80"/>
-              <w:left w:type="dxa" w:w="120"/>
-              <w:bottom w:type="dxa" w:w="80"/>
-              <w:right w:type="dxa" w:w="120"/>
-            </w:tcMar>
-            <w:vAlign w:val="center"/>
-          </w:tcPr>
-          <w:p>
-            <w:pPr>
-              <w:spacing w:after="0" w:line="300"/>
-              <w:jc w:val="left"/>
-            </w:pPr>
-            <w:r>
-              <w:rPr>
-                <w:rFonts w:ascii="游明朝" w:cs="游明朝" w:eastAsia="游明朝" w:hAnsi="游明朝"/>
-                <w:b w:val="false"/>
-                <w:bCs w:val="false"/>
-                <w:sz w:val="21"/>
-                <w:szCs w:val="21"/>
+              <w:top w:type="dxa" w:w="70"/>
+              <w:left w:type="dxa" w:w="120"/>
+              <w:bottom w:type="dxa" w:w="70"/>
+              <w:right w:type="dxa" w:w="120"/>
+            </w:tcMar>
+            <w:vAlign w:val="center"/>
+          </w:tcPr>
+          <w:p>
+            <w:pPr>
+              <w:spacing w:after="0" w:line="290"/>
+              <w:jc w:val="left"/>
+            </w:pPr>
+            <w:r>
+              <w:rPr>
+                <w:rFonts w:ascii="游明朝" w:cs="游明朝" w:eastAsia="游明朝" w:hAnsi="游明朝"/>
+                <w:b w:val="false"/>
+                <w:bCs w:val="false"/>
+                <w:sz w:val="20"/>
+                <w:szCs w:val="20"/>
               </w:rPr>
               <w:t xml:space="preserve">解約申し入れ日</w:t>
             </w:r>
@@ -598,25 +598,25 @@
             <w:tcW w:type="dxa" w:w="7500"/>
             <w:gridSpan w:val="2"/>
             <w:tcMar>
-              <w:top w:type="dxa" w:w="80"/>
-              <w:left w:type="dxa" w:w="120"/>
-              <w:bottom w:type="dxa" w:w="80"/>
-              <w:right w:type="dxa" w:w="120"/>
-            </w:tcMar>
-            <w:vAlign w:val="center"/>
-          </w:tcPr>
-          <w:p>
-            <w:pPr>
-              <w:spacing w:after="0" w:line="300"/>
-              <w:jc w:val="left"/>
-            </w:pPr>
-            <w:r>
-              <w:rPr>
-                <w:rFonts w:ascii="游明朝" w:cs="游明朝" w:eastAsia="游明朝" w:hAnsi="游明朝"/>
-                <w:b w:val="false"/>
-                <w:bCs w:val="false"/>
-                <w:sz w:val="21"/>
-                <w:szCs w:val="21"/>
+              <w:top w:type="dxa" w:w="70"/>
+              <w:left w:type="dxa" w:w="120"/>
+              <w:bottom w:type="dxa" w:w="70"/>
+              <w:right w:type="dxa" w:w="120"/>
+            </w:tcMar>
+            <w:vAlign w:val="center"/>
+          </w:tcPr>
+          <w:p>
+            <w:pPr>
+              <w:spacing w:after="0" w:line="290"/>
+              <w:jc w:val="left"/>
+            </w:pPr>
+            <w:r>
+              <w:rPr>
+                <w:rFonts w:ascii="游明朝" w:cs="游明朝" w:eastAsia="游明朝" w:hAnsi="游明朝"/>
+                <w:b w:val="false"/>
+                <w:bCs w:val="false"/>
+                <w:sz w:val="20"/>
+                <w:szCs w:val="20"/>
               </w:rPr>
               <w:t xml:space="preserve">　　　　年　　　月　　　日</w:t>
             </w:r>
@@ -627,27 +627,28 @@
         <w:tc>
           <w:tcPr>
             <w:tcW w:type="dxa" w:w="1900"/>
+            <w:vMerge w:val="restart"/>
             <w:shd w:fill="F2F2F2" w:color="auto" w:val="clear"/>
             <w:tcMar>
-              <w:top w:type="dxa" w:w="80"/>
-              <w:left w:type="dxa" w:w="120"/>
-              <w:bottom w:type="dxa" w:w="80"/>
-              <w:right w:type="dxa" w:w="120"/>
-            </w:tcMar>
-            <w:vAlign w:val="center"/>
-          </w:tcPr>
-          <w:p>
-            <w:pPr>
-              <w:spacing w:after="0" w:line="300"/>
-              <w:jc w:val="left"/>
-            </w:pPr>
-            <w:r>
-              <w:rPr>
-                <w:rFonts w:ascii="游明朝" w:cs="游明朝" w:eastAsia="游明朝" w:hAnsi="游明朝"/>
-                <w:b w:val="false"/>
-                <w:bCs w:val="false"/>
-                <w:sz w:val="21"/>
-                <w:szCs w:val="21"/>
+              <w:top w:type="dxa" w:w="70"/>
+              <w:left w:type="dxa" w:w="120"/>
+              <w:bottom w:type="dxa" w:w="70"/>
+              <w:right w:type="dxa" w:w="120"/>
+            </w:tcMar>
+            <w:vAlign w:val="center"/>
+          </w:tcPr>
+          <w:p>
+            <w:pPr>
+              <w:spacing w:after="0" w:line="290"/>
+              <w:jc w:val="left"/>
+            </w:pPr>
+            <w:r>
+              <w:rPr>
+                <w:rFonts w:ascii="游明朝" w:cs="游明朝" w:eastAsia="游明朝" w:hAnsi="游明朝"/>
+                <w:b w:val="false"/>
+                <w:bCs w:val="false"/>
+                <w:sz w:val="20"/>
+                <w:szCs w:val="20"/>
               </w:rPr>
               <w:t xml:space="preserve">契約終了日（解約日）</w:t>
             </w:r>
@@ -655,34 +656,34 @@
         </w:tc>
         <w:tc>
           <w:tcPr>
-            <w:tcW w:type="dxa" w:w="4500"/>
-            <w:tcMar>
-              <w:top w:type="dxa" w:w="80"/>
-              <w:left w:type="dxa" w:w="120"/>
-              <w:bottom w:type="dxa" w:w="80"/>
-              <w:right w:type="dxa" w:w="120"/>
-            </w:tcMar>
-            <w:vAlign w:val="center"/>
-          </w:tcPr>
-          <w:p>
-            <w:pPr>
-              <w:spacing w:after="0" w:line="300"/>
-              <w:jc w:val="left"/>
-            </w:pPr>
-            <w:r>
-              <w:rPr>
-                <w:rFonts w:ascii="游明朝" w:cs="游明朝" w:eastAsia="游明朝" w:hAnsi="游明朝"/>
-                <w:b w:val="false"/>
-                <w:bCs w:val="false"/>
-                <w:sz w:val="21"/>
-                <w:szCs w:val="21"/>
+            <w:tcW w:type="dxa" w:w="4400"/>
+            <w:tcMar>
+              <w:top w:type="dxa" w:w="70"/>
+              <w:left w:type="dxa" w:w="120"/>
+              <w:bottom w:type="dxa" w:w="70"/>
+              <w:right w:type="dxa" w:w="120"/>
+            </w:tcMar>
+            <w:vAlign w:val="center"/>
+          </w:tcPr>
+          <w:p>
+            <w:pPr>
+              <w:spacing w:after="0" w:line="290"/>
+              <w:jc w:val="left"/>
+            </w:pPr>
+            <w:r>
+              <w:rPr>
+                <w:rFonts w:ascii="游明朝" w:cs="游明朝" w:eastAsia="游明朝" w:hAnsi="游明朝"/>
+                <w:b w:val="false"/>
+                <w:bCs w:val="false"/>
+                <w:sz w:val="20"/>
+                <w:szCs w:val="20"/>
               </w:rPr>
               <w:t xml:space="preserve">□　予約解約をする</w:t>
             </w:r>
           </w:p>
           <w:p>
             <w:pPr>
-              <w:spacing w:after="0" w:line="300"/>
+              <w:spacing w:after="0" w:line="290"/>
               <w:jc w:val="left"/>
             </w:pPr>
             <w:r>
@@ -699,27 +700,27 @@
         </w:tc>
         <w:tc>
           <w:tcPr>
-            <w:tcW w:type="dxa" w:w="3000"/>
-            <w:tcMar>
-              <w:top w:type="dxa" w:w="80"/>
-              <w:left w:type="dxa" w:w="120"/>
-              <w:bottom w:type="dxa" w:w="80"/>
-              <w:right w:type="dxa" w:w="120"/>
-            </w:tcMar>
-            <w:vAlign w:val="center"/>
-          </w:tcPr>
-          <w:p>
-            <w:pPr>
-              <w:spacing w:after="0" w:line="300"/>
-              <w:jc w:val="left"/>
-            </w:pPr>
-            <w:r>
-              <w:rPr>
-                <w:rFonts w:ascii="游明朝" w:cs="游明朝" w:eastAsia="游明朝" w:hAnsi="游明朝"/>
-                <w:b w:val="false"/>
-                <w:bCs w:val="false"/>
-                <w:sz w:val="21"/>
-                <w:szCs w:val="21"/>
+            <w:tcW w:type="dxa" w:w="3100"/>
+            <w:tcMar>
+              <w:top w:type="dxa" w:w="70"/>
+              <w:left w:type="dxa" w:w="120"/>
+              <w:bottom w:type="dxa" w:w="70"/>
+              <w:right w:type="dxa" w:w="120"/>
+            </w:tcMar>
+            <w:vAlign w:val="center"/>
+          </w:tcPr>
+          <w:p>
+            <w:pPr>
+              <w:spacing w:after="0" w:line="290"/>
+              <w:jc w:val="left"/>
+            </w:pPr>
+            <w:r>
+              <w:rPr>
+                <w:rFonts w:ascii="游明朝" w:cs="游明朝" w:eastAsia="游明朝" w:hAnsi="游明朝"/>
+                <w:b w:val="false"/>
+                <w:bCs w:val="false"/>
+                <w:sz w:val="20"/>
+                <w:szCs w:val="20"/>
               </w:rPr>
               <w:t xml:space="preserve">【契約終了日】　　　　　年　　　月　　　日</w:t>
             </w:r>
@@ -729,63 +730,40 @@
       <w:tr>
         <w:tc>
           <w:tcPr>
+            <w:vMerge w:val="continue"/>
+          </w:tcPr>
+          <w:p/>
+        </w:tc>
+        <w:tc>
+          <w:tcPr>
             <w:tcW w:type="dxa" w:w="1900"/>
-            <w:shd w:fill="F2F2F2" w:color="auto" w:val="clear"/>
-            <w:tcMar>
-              <w:top w:type="dxa" w:w="80"/>
-              <w:left w:type="dxa" w:w="120"/>
-              <w:bottom w:type="dxa" w:w="80"/>
-              <w:right w:type="dxa" w:w="120"/>
-            </w:tcMar>
-            <w:vAlign w:val="center"/>
-          </w:tcPr>
-          <w:p>
-            <w:pPr>
-              <w:spacing w:after="0" w:line="300"/>
-              <w:jc w:val="left"/>
-            </w:pPr>
-            <w:r>
-              <w:rPr>
-                <w:rFonts w:ascii="游明朝" w:cs="游明朝" w:eastAsia="游明朝" w:hAnsi="游明朝"/>
-                <w:b w:val="false"/>
-                <w:bCs w:val="false"/>
-                <w:sz w:val="21"/>
-                <w:szCs w:val="21"/>
-              </w:rPr>
-              <w:t xml:space="preserve"/>
-            </w:r>
-          </w:p>
-        </w:tc>
-        <w:tc>
-          <w:tcPr>
-            <w:tcW w:type="dxa" w:w="4500"/>
-            <w:tcMar>
-              <w:top w:type="dxa" w:w="80"/>
-              <w:left w:type="dxa" w:w="120"/>
-              <w:bottom w:type="dxa" w:w="80"/>
-              <w:right w:type="dxa" w:w="120"/>
-            </w:tcMar>
-            <w:vAlign w:val="center"/>
-          </w:tcPr>
-          <w:p>
-            <w:pPr>
-              <w:spacing w:after="0" w:line="300"/>
-              <w:jc w:val="left"/>
-            </w:pPr>
-            <w:r>
-              <w:rPr>
-                <w:rFonts w:ascii="游明朝" w:cs="游明朝" w:eastAsia="游明朝" w:hAnsi="游明朝"/>
-                <w:b w:val="false"/>
-                <w:bCs w:val="false"/>
-                <w:sz w:val="21"/>
-                <w:szCs w:val="21"/>
+            <w:tcMar>
+              <w:top w:type="dxa" w:w="70"/>
+              <w:left w:type="dxa" w:w="120"/>
+              <w:bottom w:type="dxa" w:w="70"/>
+              <w:right w:type="dxa" w:w="120"/>
+            </w:tcMar>
+            <w:vAlign w:val="center"/>
+          </w:tcPr>
+          <w:p>
+            <w:pPr>
+              <w:spacing w:after="0" w:line="290"/>
+              <w:jc w:val="left"/>
+            </w:pPr>
+            <w:r>
+              <w:rPr>
+                <w:rFonts w:ascii="游明朝" w:cs="游明朝" w:eastAsia="游明朝" w:hAnsi="游明朝"/>
+                <w:b w:val="false"/>
+                <w:bCs w:val="false"/>
+                <w:sz w:val="20"/>
+                <w:szCs w:val="20"/>
               </w:rPr>
               <w:t xml:space="preserve">□　即時解約をする</w:t>
             </w:r>
           </w:p>
           <w:p>
             <w:pPr>
-              <w:spacing w:after="0" w:line="300"/>
+              <w:spacing w:after="0" w:line="290"/>
               <w:jc w:val="left"/>
             </w:pPr>
             <w:r>
@@ -802,27 +780,27 @@
         </w:tc>
         <w:tc>
           <w:tcPr>
-            <w:tcW w:type="dxa" w:w="3000"/>
-            <w:tcMar>
-              <w:top w:type="dxa" w:w="80"/>
-              <w:left w:type="dxa" w:w="120"/>
-              <w:bottom w:type="dxa" w:w="80"/>
-              <w:right w:type="dxa" w:w="120"/>
-            </w:tcMar>
-            <w:vAlign w:val="center"/>
-          </w:tcPr>
-          <w:p>
-            <w:pPr>
-              <w:spacing w:after="0" w:line="300"/>
-              <w:jc w:val="left"/>
-            </w:pPr>
-            <w:r>
-              <w:rPr>
-                <w:rFonts w:ascii="游明朝" w:cs="游明朝" w:eastAsia="游明朝" w:hAnsi="游明朝"/>
-                <w:b w:val="false"/>
-                <w:bCs w:val="false"/>
-                <w:sz w:val="21"/>
-                <w:szCs w:val="21"/>
+            <w:tcW w:type="dxa" w:w="4400"/>
+            <w:tcMar>
+              <w:top w:type="dxa" w:w="70"/>
+              <w:left w:type="dxa" w:w="120"/>
+              <w:bottom w:type="dxa" w:w="70"/>
+              <w:right w:type="dxa" w:w="120"/>
+            </w:tcMar>
+            <w:vAlign w:val="center"/>
+          </w:tcPr>
+          <w:p>
+            <w:pPr>
+              <w:spacing w:after="0" w:line="290"/>
+              <w:jc w:val="left"/>
+            </w:pPr>
+            <w:r>
+              <w:rPr>
+                <w:rFonts w:ascii="游明朝" w:cs="游明朝" w:eastAsia="游明朝" w:hAnsi="游明朝"/>
+                <w:b w:val="false"/>
+                <w:bCs w:val="false"/>
+                <w:sz w:val="20"/>
+                <w:szCs w:val="20"/>
               </w:rPr>
               <w:t xml:space="preserve">【契約終了日】　　　　　年　　　月　　　日</w:t>
             </w:r>
@@ -832,7 +810,7 @@
     </w:tbl>
     <w:p>
       <w:pPr>
-        <w:spacing w:after="0" w:line="300"/>
+        <w:spacing w:after="0" w:line="290"/>
         <w:jc w:val="left"/>
       </w:pPr>
       <w:r>
@@ -848,7 +826,7 @@
     </w:p>
     <w:p>
       <w:pPr>
-        <w:spacing w:after="240" w:line="300"/>
+        <w:spacing w:after="240" w:line="290"/>
         <w:jc w:val="left"/>
       </w:pPr>
       <w:r>
@@ -859,12 +837,12 @@
           <w:sz w:val="18"/>
           <w:szCs w:val="18"/>
         </w:rPr>
-        <w:t xml:space="preserve">※　違約金のお取扱いについては、下記３．のとおりご相談させていただきたく存じます。</w:t>
-      </w:r>
-    </w:p>
-    <w:p>
-      <w:pPr>
-        <w:spacing w:after="120" w:line="300"/>
+        <w:t xml:space="preserve">※　違約金につきましては、下記３．のとおり免除をご相談させていただきたく存じます。</w:t>
+      </w:r>
+    </w:p>
+    <w:p>
+      <w:pPr>
+        <w:spacing w:after="120" w:line="290"/>
         <w:jc w:val="left"/>
       </w:pPr>
       <w:r>
@@ -872,8 +850,8 @@
           <w:rFonts w:ascii="游明朝" w:cs="游明朝" w:eastAsia="游明朝" w:hAnsi="游明朝"/>
           <w:b/>
           <w:bCs/>
-          <w:sz w:val="21"/>
-          <w:szCs w:val="21"/>
+          <w:sz w:val="20"/>
+          <w:szCs w:val="20"/>
         </w:rPr>
         <w:t xml:space="preserve">２．原状回復・明渡しの立会い、精算等について</w:t>
       </w:r>
@@ -892,8 +870,8 @@
       </w:tblPr>
       <w:tblGrid>
         <w:gridCol w:w="1900"/>
-        <w:gridCol w:w="4500"/>
-        <w:gridCol w:w="3000"/>
+        <w:gridCol w:w="4400"/>
+        <w:gridCol w:w="3100"/>
       </w:tblGrid>
       <w:tr>
         <w:tc>
@@ -901,25 +879,25 @@
             <w:tcW w:type="dxa" w:w="1900"/>
             <w:shd w:fill="F2F2F2" w:color="auto" w:val="clear"/>
             <w:tcMar>
-              <w:top w:type="dxa" w:w="80"/>
-              <w:left w:type="dxa" w:w="120"/>
-              <w:bottom w:type="dxa" w:w="80"/>
-              <w:right w:type="dxa" w:w="120"/>
-            </w:tcMar>
-            <w:vAlign w:val="center"/>
-          </w:tcPr>
-          <w:p>
-            <w:pPr>
-              <w:spacing w:after="0" w:line="300"/>
-              <w:jc w:val="left"/>
-            </w:pPr>
-            <w:r>
-              <w:rPr>
-                <w:rFonts w:ascii="游明朝" w:cs="游明朝" w:eastAsia="游明朝" w:hAnsi="游明朝"/>
-                <w:b w:val="false"/>
-                <w:bCs w:val="false"/>
-                <w:sz w:val="21"/>
-                <w:szCs w:val="21"/>
+              <w:top w:type="dxa" w:w="70"/>
+              <w:left w:type="dxa" w:w="120"/>
+              <w:bottom w:type="dxa" w:w="70"/>
+              <w:right w:type="dxa" w:w="120"/>
+            </w:tcMar>
+            <w:vAlign w:val="center"/>
+          </w:tcPr>
+          <w:p>
+            <w:pPr>
+              <w:spacing w:after="0" w:line="290"/>
+              <w:jc w:val="left"/>
+            </w:pPr>
+            <w:r>
+              <w:rPr>
+                <w:rFonts w:ascii="游明朝" w:cs="游明朝" w:eastAsia="游明朝" w:hAnsi="游明朝"/>
+                <w:b w:val="false"/>
+                <w:bCs w:val="false"/>
+                <w:sz w:val="20"/>
+                <w:szCs w:val="20"/>
               </w:rPr>
               <w:t xml:space="preserve">退室立会希望日時</w:t>
             </w:r>
@@ -930,25 +908,25 @@
             <w:tcW w:type="dxa" w:w="7500"/>
             <w:gridSpan w:val="2"/>
             <w:tcMar>
-              <w:top w:type="dxa" w:w="80"/>
-              <w:left w:type="dxa" w:w="120"/>
-              <w:bottom w:type="dxa" w:w="80"/>
-              <w:right w:type="dxa" w:w="120"/>
-            </w:tcMar>
-            <w:vAlign w:val="center"/>
-          </w:tcPr>
-          <w:p>
-            <w:pPr>
-              <w:spacing w:after="0" w:line="300"/>
-              <w:jc w:val="left"/>
-            </w:pPr>
-            <w:r>
-              <w:rPr>
-                <w:rFonts w:ascii="游明朝" w:cs="游明朝" w:eastAsia="游明朝" w:hAnsi="游明朝"/>
-                <w:b w:val="false"/>
-                <w:bCs w:val="false"/>
-                <w:sz w:val="21"/>
-                <w:szCs w:val="21"/>
+              <w:top w:type="dxa" w:w="70"/>
+              <w:left w:type="dxa" w:w="120"/>
+              <w:bottom w:type="dxa" w:w="70"/>
+              <w:right w:type="dxa" w:w="120"/>
+            </w:tcMar>
+            <w:vAlign w:val="center"/>
+          </w:tcPr>
+          <w:p>
+            <w:pPr>
+              <w:spacing w:after="0" w:line="290"/>
+              <w:jc w:val="left"/>
+            </w:pPr>
+            <w:r>
+              <w:rPr>
+                <w:rFonts w:ascii="游明朝" w:cs="游明朝" w:eastAsia="游明朝" w:hAnsi="游明朝"/>
+                <w:b w:val="false"/>
+                <w:bCs w:val="false"/>
+                <w:sz w:val="20"/>
+                <w:szCs w:val="20"/>
               </w:rPr>
               <w:t xml:space="preserve">　　　年　　月　　日　　　時　　分（平日１０〜１７時／未定の場合は空欄）</w:t>
             </w:r>
@@ -961,41 +939,41 @@
             <w:tcW w:type="dxa" w:w="1900"/>
             <w:shd w:fill="F2F2F2" w:color="auto" w:val="clear"/>
             <w:tcMar>
-              <w:top w:type="dxa" w:w="80"/>
-              <w:left w:type="dxa" w:w="120"/>
-              <w:bottom w:type="dxa" w:w="80"/>
-              <w:right w:type="dxa" w:w="120"/>
-            </w:tcMar>
-            <w:vAlign w:val="center"/>
-          </w:tcPr>
-          <w:p>
-            <w:pPr>
-              <w:spacing w:after="0" w:line="300"/>
-              <w:jc w:val="left"/>
-            </w:pPr>
-            <w:r>
-              <w:rPr>
-                <w:rFonts w:ascii="游明朝" w:cs="游明朝" w:eastAsia="游明朝" w:hAnsi="游明朝"/>
-                <w:b w:val="false"/>
-                <w:bCs w:val="false"/>
-                <w:sz w:val="21"/>
-                <w:szCs w:val="21"/>
+              <w:top w:type="dxa" w:w="70"/>
+              <w:left w:type="dxa" w:w="120"/>
+              <w:bottom w:type="dxa" w:w="70"/>
+              <w:right w:type="dxa" w:w="120"/>
+            </w:tcMar>
+            <w:vAlign w:val="center"/>
+          </w:tcPr>
+          <w:p>
+            <w:pPr>
+              <w:spacing w:after="40" w:line="290"/>
+              <w:jc w:val="left"/>
+            </w:pPr>
+            <w:r>
+              <w:rPr>
+                <w:rFonts w:ascii="游明朝" w:cs="游明朝" w:eastAsia="游明朝" w:hAnsi="游明朝"/>
+                <w:b w:val="false"/>
+                <w:bCs w:val="false"/>
+                <w:sz w:val="20"/>
+                <w:szCs w:val="20"/>
               </w:rPr>
               <w:t xml:space="preserve">精算金返還先</w:t>
             </w:r>
           </w:p>
           <w:p>
             <w:pPr>
-              <w:spacing w:after="0" w:line="300"/>
-              <w:jc w:val="left"/>
-            </w:pPr>
-            <w:r>
-              <w:rPr>
-                <w:rFonts w:ascii="游明朝" w:cs="游明朝" w:eastAsia="游明朝" w:hAnsi="游明朝"/>
-                <w:b w:val="false"/>
-                <w:bCs w:val="false"/>
-                <w:sz w:val="21"/>
-                <w:szCs w:val="21"/>
+              <w:spacing w:after="0" w:line="290"/>
+              <w:jc w:val="left"/>
+            </w:pPr>
+            <w:r>
+              <w:rPr>
+                <w:rFonts w:ascii="游明朝" w:cs="游明朝" w:eastAsia="游明朝" w:hAnsi="游明朝"/>
+                <w:b w:val="false"/>
+                <w:bCs w:val="false"/>
+                <w:sz w:val="20"/>
+                <w:szCs w:val="20"/>
               </w:rPr>
               <w:t xml:space="preserve">指定銀行口座</w:t>
             </w:r>
@@ -1006,27 +984,43 @@
             <w:tcW w:type="dxa" w:w="7500"/>
             <w:gridSpan w:val="2"/>
             <w:tcMar>
-              <w:top w:type="dxa" w:w="80"/>
-              <w:left w:type="dxa" w:w="120"/>
-              <w:bottom w:type="dxa" w:w="80"/>
-              <w:right w:type="dxa" w:w="120"/>
-            </w:tcMar>
-            <w:vAlign w:val="center"/>
-          </w:tcPr>
-          <w:p>
-            <w:pPr>
-              <w:spacing w:after="0" w:line="300"/>
-              <w:jc w:val="left"/>
-            </w:pPr>
-            <w:r>
-              <w:rPr>
-                <w:rFonts w:ascii="游明朝" w:cs="游明朝" w:eastAsia="游明朝" w:hAnsi="游明朝"/>
-                <w:b w:val="false"/>
-                <w:bCs w:val="false"/>
-                <w:sz w:val="21"/>
-                <w:szCs w:val="21"/>
+              <w:top w:type="dxa" w:w="70"/>
+              <w:left w:type="dxa" w:w="120"/>
+              <w:bottom w:type="dxa" w:w="70"/>
+              <w:right w:type="dxa" w:w="120"/>
+            </w:tcMar>
+            <w:vAlign w:val="center"/>
+          </w:tcPr>
+          <w:p>
+            <w:pPr>
+              <w:spacing w:after="40" w:line="290"/>
+              <w:jc w:val="left"/>
+            </w:pPr>
+            <w:r>
+              <w:rPr>
+                <w:rFonts w:ascii="游明朝" w:cs="游明朝" w:eastAsia="游明朝" w:hAnsi="游明朝"/>
+                <w:b w:val="false"/>
+                <w:bCs w:val="false"/>
+                <w:sz w:val="20"/>
+                <w:szCs w:val="20"/>
               </w:rPr>
               <w:t xml:space="preserve">　　　　　　　　　　銀行　　　　　　　　　　支店</w:t>
+            </w:r>
+          </w:p>
+          <w:p>
+            <w:pPr>
+              <w:spacing w:after="0" w:line="290"/>
+              <w:jc w:val="left"/>
+            </w:pPr>
+            <w:r>
+              <w:rPr>
+                <w:rFonts w:ascii="游明朝" w:cs="游明朝" w:eastAsia="游明朝" w:hAnsi="游明朝"/>
+                <w:b w:val="false"/>
+                <w:bCs w:val="false"/>
+                <w:sz w:val="20"/>
+                <w:szCs w:val="20"/>
+              </w:rPr>
+              <w:t xml:space="preserve">普通／当座　番号　　　　　　　　　　名義</w:t>
             </w:r>
           </w:p>
         </w:tc>
@@ -1037,27 +1031,27 @@
             <w:tcW w:type="dxa" w:w="1900"/>
             <w:shd w:fill="F2F2F2" w:color="auto" w:val="clear"/>
             <w:tcMar>
-              <w:top w:type="dxa" w:w="80"/>
-              <w:left w:type="dxa" w:w="120"/>
-              <w:bottom w:type="dxa" w:w="80"/>
-              <w:right w:type="dxa" w:w="120"/>
-            </w:tcMar>
-            <w:vAlign w:val="center"/>
-          </w:tcPr>
-          <w:p>
-            <w:pPr>
-              <w:spacing w:after="0" w:line="300"/>
-              <w:jc w:val="left"/>
-            </w:pPr>
-            <w:r>
-              <w:rPr>
-                <w:rFonts w:ascii="游明朝" w:cs="游明朝" w:eastAsia="游明朝" w:hAnsi="游明朝"/>
-                <w:b w:val="false"/>
-                <w:bCs w:val="false"/>
-                <w:sz w:val="21"/>
-                <w:szCs w:val="21"/>
-              </w:rPr>
-              <w:t xml:space="preserve"/>
+              <w:top w:type="dxa" w:w="70"/>
+              <w:left w:type="dxa" w:w="120"/>
+              <w:bottom w:type="dxa" w:w="70"/>
+              <w:right w:type="dxa" w:w="120"/>
+            </w:tcMar>
+            <w:vAlign w:val="center"/>
+          </w:tcPr>
+          <w:p>
+            <w:pPr>
+              <w:spacing w:after="0" w:line="290"/>
+              <w:jc w:val="left"/>
+            </w:pPr>
+            <w:r>
+              <w:rPr>
+                <w:rFonts w:ascii="游明朝" w:cs="游明朝" w:eastAsia="游明朝" w:hAnsi="游明朝"/>
+                <w:b w:val="false"/>
+                <w:bCs w:val="false"/>
+                <w:sz w:val="20"/>
+                <w:szCs w:val="20"/>
+              </w:rPr>
+              <w:t xml:space="preserve">明渡し後の連絡先</w:t>
             </w:r>
           </w:p>
         </w:tc>
@@ -1066,205 +1060,57 @@
             <w:tcW w:type="dxa" w:w="7500"/>
             <w:gridSpan w:val="2"/>
             <w:tcMar>
-              <w:top w:type="dxa" w:w="80"/>
-              <w:left w:type="dxa" w:w="120"/>
-              <w:bottom w:type="dxa" w:w="80"/>
-              <w:right w:type="dxa" w:w="120"/>
-            </w:tcMar>
-            <w:vAlign w:val="center"/>
-          </w:tcPr>
-          <w:p>
-            <w:pPr>
-              <w:spacing w:after="0" w:line="300"/>
-              <w:jc w:val="left"/>
-            </w:pPr>
-            <w:r>
-              <w:rPr>
-                <w:rFonts w:ascii="游明朝" w:cs="游明朝" w:eastAsia="游明朝" w:hAnsi="游明朝"/>
-                <w:b w:val="false"/>
-                <w:bCs w:val="false"/>
-                <w:sz w:val="21"/>
-                <w:szCs w:val="21"/>
-              </w:rPr>
-              <w:t xml:space="preserve">普通／当座　番号　　　　　　　　　　名義</w:t>
-            </w:r>
-          </w:p>
-        </w:tc>
-      </w:tr>
-      <w:tr>
-        <w:tc>
-          <w:tcPr>
-            <w:tcW w:type="dxa" w:w="1900"/>
-            <w:shd w:fill="F2F2F2" w:color="auto" w:val="clear"/>
-            <w:tcMar>
-              <w:top w:type="dxa" w:w="80"/>
-              <w:left w:type="dxa" w:w="120"/>
-              <w:bottom w:type="dxa" w:w="80"/>
-              <w:right w:type="dxa" w:w="120"/>
-            </w:tcMar>
-            <w:vAlign w:val="center"/>
-          </w:tcPr>
-          <w:p>
-            <w:pPr>
-              <w:spacing w:after="0" w:line="300"/>
-              <w:jc w:val="left"/>
-            </w:pPr>
-            <w:r>
-              <w:rPr>
-                <w:rFonts w:ascii="游明朝" w:cs="游明朝" w:eastAsia="游明朝" w:hAnsi="游明朝"/>
-                <w:b w:val="false"/>
-                <w:bCs w:val="false"/>
-                <w:sz w:val="21"/>
-                <w:szCs w:val="21"/>
-              </w:rPr>
-              <w:t xml:space="preserve">明渡し後の連絡先</w:t>
-            </w:r>
-          </w:p>
-        </w:tc>
-        <w:tc>
-          <w:tcPr>
-            <w:tcW w:type="dxa" w:w="7500"/>
-            <w:gridSpan w:val="2"/>
-            <w:tcMar>
-              <w:top w:type="dxa" w:w="80"/>
-              <w:left w:type="dxa" w:w="120"/>
-              <w:bottom w:type="dxa" w:w="80"/>
-              <w:right w:type="dxa" w:w="120"/>
-            </w:tcMar>
-            <w:vAlign w:val="center"/>
-          </w:tcPr>
-          <w:p>
-            <w:pPr>
-              <w:spacing w:after="0" w:line="300"/>
-              <w:jc w:val="left"/>
-            </w:pPr>
-            <w:r>
-              <w:rPr>
-                <w:rFonts w:ascii="游明朝" w:cs="游明朝" w:eastAsia="游明朝" w:hAnsi="游明朝"/>
-                <w:b w:val="false"/>
-                <w:bCs w:val="false"/>
-                <w:sz w:val="21"/>
-                <w:szCs w:val="21"/>
+              <w:top w:type="dxa" w:w="70"/>
+              <w:left w:type="dxa" w:w="120"/>
+              <w:bottom w:type="dxa" w:w="70"/>
+              <w:right w:type="dxa" w:w="120"/>
+            </w:tcMar>
+            <w:vAlign w:val="center"/>
+          </w:tcPr>
+          <w:p>
+            <w:pPr>
+              <w:spacing w:after="40" w:line="290"/>
+              <w:jc w:val="left"/>
+            </w:pPr>
+            <w:r>
+              <w:rPr>
+                <w:rFonts w:ascii="游明朝" w:cs="游明朝" w:eastAsia="游明朝" w:hAnsi="游明朝"/>
+                <w:b w:val="false"/>
+                <w:bCs w:val="false"/>
+                <w:sz w:val="20"/>
+                <w:szCs w:val="20"/>
               </w:rPr>
               <w:t xml:space="preserve">氏名　　　　　　　　　　　　　　　　　　</w:t>
             </w:r>
           </w:p>
-        </w:tc>
-      </w:tr>
-      <w:tr>
-        <w:tc>
-          <w:tcPr>
-            <w:tcW w:type="dxa" w:w="1900"/>
-            <w:shd w:fill="F2F2F2" w:color="auto" w:val="clear"/>
-            <w:tcMar>
-              <w:top w:type="dxa" w:w="80"/>
-              <w:left w:type="dxa" w:w="120"/>
-              <w:bottom w:type="dxa" w:w="80"/>
-              <w:right w:type="dxa" w:w="120"/>
-            </w:tcMar>
-            <w:vAlign w:val="center"/>
-          </w:tcPr>
-          <w:p>
-            <w:pPr>
-              <w:spacing w:after="0" w:line="300"/>
-              <w:jc w:val="left"/>
-            </w:pPr>
-            <w:r>
-              <w:rPr>
-                <w:rFonts w:ascii="游明朝" w:cs="游明朝" w:eastAsia="游明朝" w:hAnsi="游明朝"/>
-                <w:b w:val="false"/>
-                <w:bCs w:val="false"/>
-                <w:sz w:val="21"/>
-                <w:szCs w:val="21"/>
-              </w:rPr>
-              <w:t xml:space="preserve"/>
-            </w:r>
-          </w:p>
-        </w:tc>
-        <w:tc>
-          <w:tcPr>
-            <w:tcW w:type="dxa" w:w="7500"/>
-            <w:gridSpan w:val="2"/>
-            <w:tcMar>
-              <w:top w:type="dxa" w:w="80"/>
-              <w:left w:type="dxa" w:w="120"/>
-              <w:bottom w:type="dxa" w:w="80"/>
-              <w:right w:type="dxa" w:w="120"/>
-            </w:tcMar>
-            <w:vAlign w:val="center"/>
-          </w:tcPr>
-          <w:p>
-            <w:pPr>
-              <w:spacing w:after="0" w:line="300"/>
-              <w:jc w:val="left"/>
-            </w:pPr>
-            <w:r>
-              <w:rPr>
-                <w:rFonts w:ascii="游明朝" w:cs="游明朝" w:eastAsia="游明朝" w:hAnsi="游明朝"/>
-                <w:b w:val="false"/>
-                <w:bCs w:val="false"/>
-                <w:sz w:val="21"/>
-                <w:szCs w:val="21"/>
+          <w:p>
+            <w:pPr>
+              <w:spacing w:after="40" w:line="290"/>
+              <w:jc w:val="left"/>
+            </w:pPr>
+            <w:r>
+              <w:rPr>
+                <w:rFonts w:ascii="游明朝" w:cs="游明朝" w:eastAsia="游明朝" w:hAnsi="游明朝"/>
+                <w:b w:val="false"/>
+                <w:bCs w:val="false"/>
+                <w:sz w:val="20"/>
+                <w:szCs w:val="20"/>
               </w:rPr>
               <w:t xml:space="preserve">住所　　　　　　　　　　　　　　　　　　</w:t>
             </w:r>
           </w:p>
-        </w:tc>
-      </w:tr>
-      <w:tr>
-        <w:tc>
-          <w:tcPr>
-            <w:tcW w:type="dxa" w:w="1900"/>
-            <w:shd w:fill="F2F2F2" w:color="auto" w:val="clear"/>
-            <w:tcMar>
-              <w:top w:type="dxa" w:w="80"/>
-              <w:left w:type="dxa" w:w="120"/>
-              <w:bottom w:type="dxa" w:w="80"/>
-              <w:right w:type="dxa" w:w="120"/>
-            </w:tcMar>
-            <w:vAlign w:val="center"/>
-          </w:tcPr>
-          <w:p>
-            <w:pPr>
-              <w:spacing w:after="0" w:line="300"/>
-              <w:jc w:val="left"/>
-            </w:pPr>
-            <w:r>
-              <w:rPr>
-                <w:rFonts w:ascii="游明朝" w:cs="游明朝" w:eastAsia="游明朝" w:hAnsi="游明朝"/>
-                <w:b w:val="false"/>
-                <w:bCs w:val="false"/>
-                <w:sz w:val="21"/>
-                <w:szCs w:val="21"/>
-              </w:rPr>
-              <w:t xml:space="preserve"/>
-            </w:r>
-          </w:p>
-        </w:tc>
-        <w:tc>
-          <w:tcPr>
-            <w:tcW w:type="dxa" w:w="7500"/>
-            <w:gridSpan w:val="2"/>
-            <w:tcMar>
-              <w:top w:type="dxa" w:w="80"/>
-              <w:left w:type="dxa" w:w="120"/>
-              <w:bottom w:type="dxa" w:w="80"/>
-              <w:right w:type="dxa" w:w="120"/>
-            </w:tcMar>
-            <w:vAlign w:val="center"/>
-          </w:tcPr>
-          <w:p>
-            <w:pPr>
-              <w:spacing w:after="0" w:line="300"/>
-              <w:jc w:val="left"/>
-            </w:pPr>
-            <w:r>
-              <w:rPr>
-                <w:rFonts w:ascii="游明朝" w:cs="游明朝" w:eastAsia="游明朝" w:hAnsi="游明朝"/>
-                <w:b w:val="false"/>
-                <w:bCs w:val="false"/>
-                <w:sz w:val="21"/>
-                <w:szCs w:val="21"/>
+          <w:p>
+            <w:pPr>
+              <w:spacing w:after="0" w:line="290"/>
+              <w:jc w:val="left"/>
+            </w:pPr>
+            <w:r>
+              <w:rPr>
+                <w:rFonts w:ascii="游明朝" w:cs="游明朝" w:eastAsia="游明朝" w:hAnsi="游明朝"/>
+                <w:b w:val="false"/>
+                <w:bCs w:val="false"/>
+                <w:sz w:val="20"/>
+                <w:szCs w:val="20"/>
               </w:rPr>
               <w:t xml:space="preserve">電話　　　　　　　　　　Ｅ-ｍａｉｌ　　　　　　　　</w:t>
             </w:r>
@@ -1274,7 +1120,7 @@
     </w:tbl>
     <w:p>
       <w:pPr>
-        <w:spacing w:after="240" w:line="300"/>
+        <w:spacing w:after="240" w:line="290"/>
         <w:jc w:val="left"/>
       </w:pPr>
       <w:r>
@@ -1290,7 +1136,7 @@
     </w:p>
     <w:p>
       <w:pPr>
-        <w:spacing w:after="120" w:line="300"/>
+        <w:spacing w:after="120" w:line="290"/>
         <w:jc w:val="left"/>
       </w:pPr>
       <w:r>
@@ -1298,63 +1144,63 @@
           <w:rFonts w:ascii="游明朝" w:cs="游明朝" w:eastAsia="游明朝" w:hAnsi="游明朝"/>
           <w:b/>
           <w:bCs/>
-          <w:sz w:val="21"/>
-          <w:szCs w:val="21"/>
-        </w:rPr>
-        <w:t xml:space="preserve">３．違約金のお取扱いに関するお願い（ご相談）</w:t>
-      </w:r>
-    </w:p>
-    <w:p>
-      <w:pPr>
-        <w:spacing w:after="80" w:line="300"/>
-        <w:jc w:val="left"/>
-      </w:pPr>
-      <w:r>
-        <w:rPr>
-          <w:rFonts w:ascii="游明朝" w:cs="游明朝" w:eastAsia="游明朝" w:hAnsi="游明朝"/>
-          <w:b w:val="false"/>
-          <w:bCs w:val="false"/>
-          <w:sz w:val="21"/>
-          <w:szCs w:val="21"/>
+          <w:sz w:val="20"/>
+          <w:szCs w:val="20"/>
+        </w:rPr>
+        <w:t xml:space="preserve">３．違約金の免除に関するお願い（ご相談）</w:t>
+      </w:r>
+    </w:p>
+    <w:p>
+      <w:pPr>
+        <w:spacing w:after="80" w:line="290"/>
+        <w:jc w:val="left"/>
+      </w:pPr>
+      <w:r>
+        <w:rPr>
+          <w:rFonts w:ascii="游明朝" w:cs="游明朝" w:eastAsia="游明朝" w:hAnsi="游明朝"/>
+          <w:b w:val="false"/>
+          <w:bCs w:val="false"/>
+          <w:sz w:val="20"/>
+          <w:szCs w:val="20"/>
         </w:rPr>
         <w:t xml:space="preserve">　本契約第１８条第２項により、契約開始日から満２年を経過する前に解約する場合には、解約日から契約期間満了日（２０２９年６月３０日）までの残存期間分の賃料等相当額を違約金としてお支払いする旨が定められていることは、承知いたしております。</w:t>
       </w:r>
     </w:p>
     <w:p>
       <w:pPr>
-        <w:spacing w:after="80" w:line="300"/>
-        <w:jc w:val="left"/>
-      </w:pPr>
-      <w:r>
-        <w:rPr>
-          <w:rFonts w:ascii="游明朝" w:cs="游明朝" w:eastAsia="游明朝" w:hAnsi="游明朝"/>
-          <w:b w:val="false"/>
-          <w:bCs w:val="false"/>
-          <w:sz w:val="21"/>
-          <w:szCs w:val="21"/>
-        </w:rPr>
-        <w:t xml:space="preserve">　もっとも、本件は、本物件における営業を終了して空室とするものではなく、解約日の翌日付でＬｉｍｅ社が貴社と新たな賃貸借契約を締結し、賃料等のお支払いを引き継ぐことを前提としたものです。この場合、貴社におかれましては、空室期間の発生や再募集に要する費用等のご負担が生じないものと存じます。</w:t>
-      </w:r>
-    </w:p>
-    <w:p>
-      <w:pPr>
-        <w:spacing w:after="80" w:line="300"/>
-        <w:jc w:val="left"/>
-      </w:pPr>
-      <w:r>
-        <w:rPr>
-          <w:rFonts w:ascii="游明朝" w:cs="游明朝" w:eastAsia="游明朝" w:hAnsi="游明朝"/>
-          <w:b w:val="false"/>
-          <w:bCs w:val="false"/>
-          <w:sz w:val="21"/>
-          <w:szCs w:val="21"/>
-        </w:rPr>
-        <w:t xml:space="preserve">　つきましては、下記の各条件が満たされることを条件として、本契約に基づく違約金につき、その全部の免除又は相当額への減額をご検討賜りたく、伏してお願い申し上げます。</w:t>
-      </w:r>
-    </w:p>
-    <w:p>
-      <w:pPr>
-        <w:spacing w:after="40" w:line="300"/>
+        <w:spacing w:after="80" w:line="290"/>
+        <w:jc w:val="left"/>
+      </w:pPr>
+      <w:r>
+        <w:rPr>
+          <w:rFonts w:ascii="游明朝" w:cs="游明朝" w:eastAsia="游明朝" w:hAnsi="游明朝"/>
+          <w:b w:val="false"/>
+          <w:bCs w:val="false"/>
+          <w:sz w:val="20"/>
+          <w:szCs w:val="20"/>
+        </w:rPr>
+        <w:t xml:space="preserve">　もっとも、本件は、本物件における営業を終了して空室とするものではなく、解約日の翌日付でＬｉｍｅ社が貴社と新たな賃貸借契約を締結し、本物件及び賃料等のお支払いを引き継ぐことを前提としたものです。この場合、貴社におかれましては、空室期間の発生や再募集に要する費用等のご負担は生じず、また今後の賃料のお支払いにつきましても、当方より安定した形で継続されるものと存じます。</w:t>
+      </w:r>
+    </w:p>
+    <w:p>
+      <w:pPr>
+        <w:spacing w:after="80" w:line="290"/>
+        <w:jc w:val="left"/>
+      </w:pPr>
+      <w:r>
+        <w:rPr>
+          <w:rFonts w:ascii="游明朝" w:cs="游明朝" w:eastAsia="游明朝" w:hAnsi="游明朝"/>
+          <w:b w:val="false"/>
+          <w:bCs w:val="false"/>
+          <w:sz w:val="20"/>
+          <w:szCs w:val="20"/>
+        </w:rPr>
+        <w:t xml:space="preserve">　つきましては、Ｌｉｍｅ社が本物件を引き継ぐことを前提として、下記の各条件が満たされることを条件に、本契約に基づく違約金の全部を免除していただきたく、伏してお願い申し上げます。</w:t>
+      </w:r>
+    </w:p>
+    <w:p>
+      <w:pPr>
+        <w:spacing w:after="40" w:line="290"/>
         <w:ind w:left="240"/>
         <w:jc w:val="left"/>
       </w:pPr>
@@ -1363,15 +1209,15 @@
           <w:rFonts w:ascii="游明朝" w:cs="游明朝" w:eastAsia="游明朝" w:hAnsi="游明朝"/>
           <w:b w:val="false"/>
           <w:bCs w:val="false"/>
-          <w:sz w:val="21"/>
-          <w:szCs w:val="21"/>
+          <w:sz w:val="20"/>
+          <w:szCs w:val="20"/>
         </w:rPr>
         <w:t xml:space="preserve">（１）解約日の翌日を始期として、貴社とＬｉｍｅ社との間で本物件の賃貸借契約が締結されること</w:t>
       </w:r>
     </w:p>
     <w:p>
       <w:pPr>
-        <w:spacing w:after="40" w:line="300"/>
+        <w:spacing w:after="40" w:line="290"/>
         <w:ind w:left="240"/>
         <w:jc w:val="left"/>
       </w:pPr>
@@ -1380,15 +1226,15 @@
           <w:rFonts w:ascii="游明朝" w:cs="游明朝" w:eastAsia="游明朝" w:hAnsi="游明朝"/>
           <w:b w:val="false"/>
           <w:bCs w:val="false"/>
-          <w:sz w:val="21"/>
-          <w:szCs w:val="21"/>
+          <w:sz w:val="20"/>
+          <w:szCs w:val="20"/>
         </w:rPr>
         <w:t xml:space="preserve">（２）前号の新契約における賃料等の条件が、本契約と同等以上であること</w:t>
       </w:r>
     </w:p>
     <w:p>
       <w:pPr>
-        <w:spacing w:after="40" w:line="300"/>
+        <w:spacing w:after="40" w:line="290"/>
         <w:ind w:left="240"/>
         <w:jc w:val="left"/>
       </w:pPr>
@@ -1397,15 +1243,15 @@
           <w:rFonts w:ascii="游明朝" w:cs="游明朝" w:eastAsia="游明朝" w:hAnsi="游明朝"/>
           <w:b w:val="false"/>
           <w:bCs w:val="false"/>
-          <w:sz w:val="21"/>
-          <w:szCs w:val="21"/>
-        </w:rPr>
-        <w:t xml:space="preserve">（３）本契約に基づく解約日までの賃料等（２０２６年９月分を含みます。）その他の債務を、当方又はＬｉｍｅ社において清算すること</w:t>
-      </w:r>
-    </w:p>
-    <w:p>
-      <w:pPr>
-        <w:spacing w:after="120" w:line="300"/>
+          <w:sz w:val="20"/>
+          <w:szCs w:val="20"/>
+        </w:rPr>
+        <w:t xml:space="preserve">（３）本契約に基づく解約日までの賃料等（既に生じている未払分を含みます。）その他の債務を、当方又はＬｉｍｅ社において清算すること</w:t>
+      </w:r>
+    </w:p>
+    <w:p>
+      <w:pPr>
+        <w:spacing w:after="40" w:line="290"/>
         <w:ind w:left="240"/>
         <w:jc w:val="left"/>
       </w:pPr>
@@ -1414,31 +1260,31 @@
           <w:rFonts w:ascii="游明朝" w:cs="游明朝" w:eastAsia="游明朝" w:hAnsi="游明朝"/>
           <w:b w:val="false"/>
           <w:bCs w:val="false"/>
-          <w:sz w:val="21"/>
-          <w:szCs w:val="21"/>
+          <w:sz w:val="20"/>
+          <w:szCs w:val="20"/>
         </w:rPr>
         <w:t xml:space="preserve">（４）その他、貴社がご指定される引継ぎ上必要な事項に応じること</w:t>
       </w:r>
     </w:p>
     <w:p>
       <w:pPr>
-        <w:spacing w:after="240" w:line="300"/>
-        <w:jc w:val="left"/>
-      </w:pPr>
-      <w:r>
-        <w:rPr>
-          <w:rFonts w:ascii="游明朝" w:cs="游明朝" w:eastAsia="游明朝" w:hAnsi="游明朝"/>
-          <w:b w:val="false"/>
-          <w:bCs w:val="false"/>
-          <w:sz w:val="21"/>
-          <w:szCs w:val="21"/>
+        <w:spacing w:after="240" w:line="290"/>
+        <w:jc w:val="left"/>
+      </w:pPr>
+      <w:r>
+        <w:rPr>
+          <w:rFonts w:ascii="游明朝" w:cs="游明朝" w:eastAsia="游明朝" w:hAnsi="游明朝"/>
+          <w:b w:val="false"/>
+          <w:bCs w:val="false"/>
+          <w:sz w:val="20"/>
+          <w:szCs w:val="20"/>
         </w:rPr>
         <w:t xml:space="preserve">　なお、上記の取扱いにつきましては、貴社、Ｌｉｍｅ社及び当方の三者による合意解約（合意書の締結）の形式によることも含め、柔軟に対応させていただく所存です。ご検討のうえ、ご連絡を賜りますようお願い申し上げます。</w:t>
       </w:r>
     </w:p>
     <w:p>
       <w:pPr>
-        <w:spacing w:after="120" w:line="300"/>
+        <w:spacing w:after="120" w:line="290"/>
         <w:jc w:val="left"/>
       </w:pPr>
       <w:r>
@@ -1446,8 +1292,8 @@
           <w:rFonts w:ascii="游明朝" w:cs="游明朝" w:eastAsia="游明朝" w:hAnsi="游明朝"/>
           <w:b/>
           <w:bCs/>
-          <w:sz w:val="21"/>
-          <w:szCs w:val="21"/>
+          <w:sz w:val="20"/>
+          <w:szCs w:val="20"/>
         </w:rPr>
         <w:t xml:space="preserve">４．本件に関するご連絡先</w:t>
       </w:r>
@@ -1466,8 +1312,8 @@
       </w:tblPr>
       <w:tblGrid>
         <w:gridCol w:w="1900"/>
-        <w:gridCol w:w="4500"/>
-        <w:gridCol w:w="3000"/>
+        <w:gridCol w:w="4400"/>
+        <w:gridCol w:w="3100"/>
       </w:tblGrid>
       <w:tr>
         <w:tc>
@@ -1475,25 +1321,25 @@
             <w:tcW w:type="dxa" w:w="1900"/>
             <w:shd w:fill="F2F2F2" w:color="auto" w:val="clear"/>
             <w:tcMar>
-              <w:top w:type="dxa" w:w="80"/>
-              <w:left w:type="dxa" w:w="120"/>
-              <w:bottom w:type="dxa" w:w="80"/>
-              <w:right w:type="dxa" w:w="120"/>
-            </w:tcMar>
-            <w:vAlign w:val="center"/>
-          </w:tcPr>
-          <w:p>
-            <w:pPr>
-              <w:spacing w:after="0" w:line="300"/>
-              <w:jc w:val="left"/>
-            </w:pPr>
-            <w:r>
-              <w:rPr>
-                <w:rFonts w:ascii="游明朝" w:cs="游明朝" w:eastAsia="游明朝" w:hAnsi="游明朝"/>
-                <w:b w:val="false"/>
-                <w:bCs w:val="false"/>
-                <w:sz w:val="21"/>
-                <w:szCs w:val="21"/>
+              <w:top w:type="dxa" w:w="70"/>
+              <w:left w:type="dxa" w:w="120"/>
+              <w:bottom w:type="dxa" w:w="70"/>
+              <w:right w:type="dxa" w:w="120"/>
+            </w:tcMar>
+            <w:vAlign w:val="center"/>
+          </w:tcPr>
+          <w:p>
+            <w:pPr>
+              <w:spacing w:after="0" w:line="290"/>
+              <w:jc w:val="left"/>
+            </w:pPr>
+            <w:r>
+              <w:rPr>
+                <w:rFonts w:ascii="游明朝" w:cs="游明朝" w:eastAsia="游明朝" w:hAnsi="游明朝"/>
+                <w:b w:val="false"/>
+                <w:bCs w:val="false"/>
+                <w:sz w:val="20"/>
+                <w:szCs w:val="20"/>
               </w:rPr>
               <w:t xml:space="preserve">氏名</w:t>
             </w:r>
@@ -1504,25 +1350,25 @@
             <w:tcW w:type="dxa" w:w="7500"/>
             <w:gridSpan w:val="2"/>
             <w:tcMar>
-              <w:top w:type="dxa" w:w="80"/>
-              <w:left w:type="dxa" w:w="120"/>
-              <w:bottom w:type="dxa" w:w="80"/>
-              <w:right w:type="dxa" w:w="120"/>
-            </w:tcMar>
-            <w:vAlign w:val="center"/>
-          </w:tcPr>
-          <w:p>
-            <w:pPr>
-              <w:spacing w:after="0" w:line="300"/>
-              <w:jc w:val="left"/>
-            </w:pPr>
-            <w:r>
-              <w:rPr>
-                <w:rFonts w:ascii="游明朝" w:cs="游明朝" w:eastAsia="游明朝" w:hAnsi="游明朝"/>
-                <w:b w:val="false"/>
-                <w:bCs w:val="false"/>
-                <w:sz w:val="21"/>
-                <w:szCs w:val="21"/>
+              <w:top w:type="dxa" w:w="70"/>
+              <w:left w:type="dxa" w:w="120"/>
+              <w:bottom w:type="dxa" w:w="70"/>
+              <w:right w:type="dxa" w:w="120"/>
+            </w:tcMar>
+            <w:vAlign w:val="center"/>
+          </w:tcPr>
+          <w:p>
+            <w:pPr>
+              <w:spacing w:after="0" w:line="290"/>
+              <w:jc w:val="left"/>
+            </w:pPr>
+            <w:r>
+              <w:rPr>
+                <w:rFonts w:ascii="游明朝" w:cs="游明朝" w:eastAsia="游明朝" w:hAnsi="游明朝"/>
+                <w:b w:val="false"/>
+                <w:bCs w:val="false"/>
+                <w:sz w:val="20"/>
+                <w:szCs w:val="20"/>
               </w:rPr>
               <w:t xml:space="preserve">　　　　　　　　　　　　　　　　　　</w:t>
             </w:r>
@@ -1535,25 +1381,25 @@
             <w:tcW w:type="dxa" w:w="1900"/>
             <w:shd w:fill="F2F2F2" w:color="auto" w:val="clear"/>
             <w:tcMar>
-              <w:top w:type="dxa" w:w="80"/>
-              <w:left w:type="dxa" w:w="120"/>
-              <w:bottom w:type="dxa" w:w="80"/>
-              <w:right w:type="dxa" w:w="120"/>
-            </w:tcMar>
-            <w:vAlign w:val="center"/>
-          </w:tcPr>
-          <w:p>
-            <w:pPr>
-              <w:spacing w:after="0" w:line="300"/>
-              <w:jc w:val="left"/>
-            </w:pPr>
-            <w:r>
-              <w:rPr>
-                <w:rFonts w:ascii="游明朝" w:cs="游明朝" w:eastAsia="游明朝" w:hAnsi="游明朝"/>
-                <w:b w:val="false"/>
-                <w:bCs w:val="false"/>
-                <w:sz w:val="21"/>
-                <w:szCs w:val="21"/>
+              <w:top w:type="dxa" w:w="70"/>
+              <w:left w:type="dxa" w:w="120"/>
+              <w:bottom w:type="dxa" w:w="70"/>
+              <w:right w:type="dxa" w:w="120"/>
+            </w:tcMar>
+            <w:vAlign w:val="center"/>
+          </w:tcPr>
+          <w:p>
+            <w:pPr>
+              <w:spacing w:after="0" w:line="290"/>
+              <w:jc w:val="left"/>
+            </w:pPr>
+            <w:r>
+              <w:rPr>
+                <w:rFonts w:ascii="游明朝" w:cs="游明朝" w:eastAsia="游明朝" w:hAnsi="游明朝"/>
+                <w:b w:val="false"/>
+                <w:bCs w:val="false"/>
+                <w:sz w:val="20"/>
+                <w:szCs w:val="20"/>
               </w:rPr>
               <w:t xml:space="preserve">電話</w:t>
             </w:r>
@@ -1564,25 +1410,25 @@
             <w:tcW w:type="dxa" w:w="7500"/>
             <w:gridSpan w:val="2"/>
             <w:tcMar>
-              <w:top w:type="dxa" w:w="80"/>
-              <w:left w:type="dxa" w:w="120"/>
-              <w:bottom w:type="dxa" w:w="80"/>
-              <w:right w:type="dxa" w:w="120"/>
-            </w:tcMar>
-            <w:vAlign w:val="center"/>
-          </w:tcPr>
-          <w:p>
-            <w:pPr>
-              <w:spacing w:after="0" w:line="300"/>
-              <w:jc w:val="left"/>
-            </w:pPr>
-            <w:r>
-              <w:rPr>
-                <w:rFonts w:ascii="游明朝" w:cs="游明朝" w:eastAsia="游明朝" w:hAnsi="游明朝"/>
-                <w:b w:val="false"/>
-                <w:bCs w:val="false"/>
-                <w:sz w:val="21"/>
-                <w:szCs w:val="21"/>
+              <w:top w:type="dxa" w:w="70"/>
+              <w:left w:type="dxa" w:w="120"/>
+              <w:bottom w:type="dxa" w:w="70"/>
+              <w:right w:type="dxa" w:w="120"/>
+            </w:tcMar>
+            <w:vAlign w:val="center"/>
+          </w:tcPr>
+          <w:p>
+            <w:pPr>
+              <w:spacing w:after="0" w:line="290"/>
+              <w:jc w:val="left"/>
+            </w:pPr>
+            <w:r>
+              <w:rPr>
+                <w:rFonts w:ascii="游明朝" w:cs="游明朝" w:eastAsia="游明朝" w:hAnsi="游明朝"/>
+                <w:b w:val="false"/>
+                <w:bCs w:val="false"/>
+                <w:sz w:val="20"/>
+                <w:szCs w:val="20"/>
               </w:rPr>
               <w:t xml:space="preserve">　　　　　　　　　　Ｅ-ｍａｉｌ　　　　　　　　</w:t>
             </w:r>
@@ -1592,7 +1438,7 @@
     </w:tbl>
     <w:p>
       <w:pPr>
-        <w:spacing w:after="0" w:line="300"/>
+        <w:spacing w:after="0" w:line="290"/>
         <w:jc w:val="right"/>
       </w:pPr>
       <w:r>
@@ -1600,15 +1446,15 @@
           <w:rFonts w:ascii="游明朝" w:cs="游明朝" w:eastAsia="游明朝" w:hAnsi="游明朝"/>
           <w:b w:val="false"/>
           <w:bCs w:val="false"/>
-          <w:sz w:val="21"/>
-          <w:szCs w:val="21"/>
+          <w:sz w:val="20"/>
+          <w:szCs w:val="20"/>
         </w:rPr>
         <w:t xml:space="preserve">以上</w:t>
       </w:r>
     </w:p>
     <w:sectPr>
       <w:pgSz w:w="11906" w:h="16838" w:orient="portrait"/>
-      <w:pgMar w:top="1134" w:right="1134" w:bottom="1134" w:left="1134" w:header="708" w:footer="708" w:gutter="0"/>
+      <w:pgMar w:top="1020" w:right="1134" w:bottom="1020" w:left="1134" w:header="708" w:footer="708" w:gutter="0"/>
       <w:pgNumType/>
       <w:docGrid w:linePitch="360"/>
     </w:sectPr>
@@ -1795,8 +1641,8 @@
     <w:rPrDefault>
       <w:rPr>
         <w:rFonts w:ascii="游明朝" w:cs="游明朝" w:eastAsia="游明朝" w:hAnsi="游明朝"/>
-        <w:sz w:val="21"/>
-        <w:szCs w:val="21"/>
+        <w:sz w:val="20"/>
+        <w:szCs w:val="20"/>
       </w:rPr>
     </w:rPrDefault>
     <w:pPrDefault/>

--- a/documents/shinjuku-q-building/解約通知書_新宿Qビル3階.docx
+++ b/documents/shinjuku-q-building/解約通知書_新宿Qビル3階.docx
@@ -1147,7 +1147,7 @@
           <w:sz w:val="20"/>
           <w:szCs w:val="20"/>
         </w:rPr>
-        <w:t xml:space="preserve">３．違約金の免除に関するお願い（ご相談）</w:t>
+        <w:t xml:space="preserve">３．違約金の免除に関するご相談</w:t>
       </w:r>
     </w:p>
     <w:p>
@@ -1195,7 +1195,7 @@
           <w:sz w:val="20"/>
           <w:szCs w:val="20"/>
         </w:rPr>
-        <w:t xml:space="preserve">　つきましては、Ｌｉｍｅ社が本物件を引き継ぐことを前提として、下記の各条件が満たされることを条件に、本契約に基づく違約金の全部を免除していただきたく、伏してお願い申し上げます。</w:t>
+        <w:t xml:space="preserve">　つきましては、Ｌｉｍｅ社が本物件を引き継ぐことを前提として、下記の各条件が満たされる場合には、本契約に基づく違約金のお取扱いにつきまして、免除をご検討いただけないか、ご相談させていただきたく存じます。貴社のご事情もあろうかと存じますので、ご検討の結果につきまして、ご教示いただけますと幸いです。</w:t>
       </w:r>
     </w:p>
     <w:p>
@@ -1246,7 +1246,7 @@
           <w:sz w:val="20"/>
           <w:szCs w:val="20"/>
         </w:rPr>
-        <w:t xml:space="preserve">（３）本契約に基づく解約日までの賃料等（既に生じている未払分を含みます。）その他の債務を、当方又はＬｉｍｅ社において清算すること</w:t>
+        <w:t xml:space="preserve">（３）本契約に基づく解約日までの賃料等（既に生じている未払分を含みます。）その他の債務を、当方において清算すること</w:t>
       </w:r>
     </w:p>
     <w:p>

--- a/documents/shinjuku-q-building/解約通知書_新宿Qビル3階.docx
+++ b/documents/shinjuku-q-building/解約通知書_新宿Qビル3階.docx
@@ -479,7 +479,7 @@
           <w:sz w:val="20"/>
           <w:szCs w:val="20"/>
         </w:rPr>
-        <w:t xml:space="preserve">　また、本物件につきましては、当方の加盟店本部である株式会社Ｌｉｍｅ（以下「Ｌｉｍｅ社」といいます。）が、解約日の翌日を始期として貴社と新たに賃貸借契約を締結し、本物件を引き継いでご利用させていただくことを前提に協議を進めております。つきましては、本契約第１８条第２項に定める違約金につきまして、下記３．のとおり免除をご相談させていただきたく、何卒ご高配賜りますようお願い申し上げます。</w:t>
+        <w:t xml:space="preserve">　また、本物件につきましては、当方の加盟店本部である株式会社Ｌｉｍｅ（以下「Ｌｉｍｅ社」といいます。）が、解約日の翌日を始期として貴社と新たに賃貸借契約を締結し、本物件を引き継いでご利用させていただくことを前提に協議を進めております。つきましては、本契約第１８条第２項に定める違約金及び同条に定める予告期間（６か月）分の賃料等につきまして、下記３．のとおり免除をご相談させていただきたく、何卒ご高配賜りますようお願い申し上げます。</w:t>
       </w:r>
     </w:p>
     <w:p>
@@ -495,7 +495,7 @@
           <w:sz w:val="20"/>
           <w:szCs w:val="20"/>
         </w:rPr>
-        <w:t xml:space="preserve">　なお、これまで賃料のお支払いにたびたび遅延を生じさせ、また当方からのご連絡も行き届かず、貴社に多大なご迷惑とご心配をおかけいたしましたことを、深くお詫び申し上げます。未払分につきましては、下記３．（３）のとおり清算させていただく所存です。</w:t>
+        <w:t xml:space="preserve">　なお、これまで賃料のお支払いにたびたび遅延を生じさせ、また当方からのご連絡も行き届かず、貴社に多大なご迷惑とご心配をおかけいたしましたことを、深くお詫び申し上げます。未払分につきましては、下記３．（２）のとおり清算させていただく所存です。</w:t>
       </w:r>
     </w:p>
     <w:p>
@@ -837,7 +837,7 @@
           <w:sz w:val="18"/>
           <w:szCs w:val="18"/>
         </w:rPr>
-        <w:t xml:space="preserve">※　違約金につきましては、下記３．のとおり免除をご相談させていただきたく存じます。</w:t>
+        <w:t xml:space="preserve">※　違約金及び予告期間（６か月）分の賃料等につきましては、下記３．のとおり免除をご相談させていただきたく存じます。</w:t>
       </w:r>
     </w:p>
     <w:p>
@@ -1147,7 +1147,7 @@
           <w:sz w:val="20"/>
           <w:szCs w:val="20"/>
         </w:rPr>
-        <w:t xml:space="preserve">３．違約金の免除に関するご相談</w:t>
+        <w:t xml:space="preserve">３．違約金及び予告期間分の賃料等の免除に関するご相談</w:t>
       </w:r>
     </w:p>
     <w:p>
@@ -1195,7 +1195,23 @@
           <w:sz w:val="20"/>
           <w:szCs w:val="20"/>
         </w:rPr>
-        <w:t xml:space="preserve">　つきましては、Ｌｉｍｅ社が本物件を引き継ぐことを前提として、下記の各条件が満たされる場合には、本契約に基づく違約金のお取扱いにつきまして、免除をご検討いただけないか、ご相談させていただきたく存じます。貴社のご事情もあろうかと存じますので、ご検討の結果につきまして、ご教示いただけますと幸いです。</w:t>
+        <w:t xml:space="preserve">　また、本契約第１８条によれば、解約希望日の６か月前までに書面で通知するか、６か月分の賃料相当額を一括してお支払いいただくことにより解約することができる旨定められておりますが、本件では解約日の翌日よりＬｉｍｅ社が本物件の賃料等をお支払いすることとなりますので、貴社において賃料等が途切れる期間は生じないものと存じます。</w:t>
+      </w:r>
+    </w:p>
+    <w:p>
+      <w:pPr>
+        <w:spacing w:after="80" w:line="290"/>
+        <w:jc w:val="left"/>
+      </w:pPr>
+      <w:r>
+        <w:rPr>
+          <w:rFonts w:ascii="游明朝" w:cs="游明朝" w:eastAsia="游明朝" w:hAnsi="游明朝"/>
+          <w:b w:val="false"/>
+          <w:bCs w:val="false"/>
+          <w:sz w:val="20"/>
+          <w:szCs w:val="20"/>
+        </w:rPr>
+        <w:t xml:space="preserve">　つきましては、Ｌｉｍｅ社が本物件を引き継ぐことを前提として、下記の各条件が満たされる場合には、本契約に基づく違約金及び上記予告期間（６か月）分の賃料等相当額につきまして、解約日までの賃料等のお支払いをもって免除していただけないか、ご相談させていただきたく存じます。貴社のご事情もあろうかと存じますので、ご検討の結果につきまして、ご教示いただけますと幸いです。</w:t>
       </w:r>
     </w:p>
     <w:p>
@@ -1229,7 +1245,7 @@
           <w:sz w:val="20"/>
           <w:szCs w:val="20"/>
         </w:rPr>
-        <w:t xml:space="preserve">（２）前号の新契約における賃料等の条件が、本契約と同等以上であること</w:t>
+        <w:t xml:space="preserve">（２）本契約に基づく解約日までの賃料等（既に生じている未払分を含みます。）その他の債務を、当方において清算すること</w:t>
       </w:r>
     </w:p>
     <w:p>
@@ -1246,24 +1262,7 @@
           <w:sz w:val="20"/>
           <w:szCs w:val="20"/>
         </w:rPr>
-        <w:t xml:space="preserve">（３）本契約に基づく解約日までの賃料等（既に生じている未払分を含みます。）その他の債務を、当方において清算すること</w:t>
-      </w:r>
-    </w:p>
-    <w:p>
-      <w:pPr>
-        <w:spacing w:after="40" w:line="290"/>
-        <w:ind w:left="240"/>
-        <w:jc w:val="left"/>
-      </w:pPr>
-      <w:r>
-        <w:rPr>
-          <w:rFonts w:ascii="游明朝" w:cs="游明朝" w:eastAsia="游明朝" w:hAnsi="游明朝"/>
-          <w:b w:val="false"/>
-          <w:bCs w:val="false"/>
-          <w:sz w:val="20"/>
-          <w:szCs w:val="20"/>
-        </w:rPr>
-        <w:t xml:space="preserve">（４）その他、貴社がご指定される引継ぎ上必要な事項に応じること</w:t>
+        <w:t xml:space="preserve">（３）その他、貴社がご指定される引継ぎ上必要な事項に応じること</w:t>
       </w:r>
     </w:p>
     <w:p>

--- a/documents/shinjuku-q-building/解約通知書_新宿Qビル3階.docx
+++ b/documents/shinjuku-q-building/解約通知書_新宿Qビル3階.docx
@@ -162,7 +162,7 @@
                 <w:sz w:val="20"/>
                 <w:szCs w:val="20"/>
               </w:rPr>
-              <w:t xml:space="preserve">所 在 地</w:t>
+              <w:t xml:space="preserve">住　　所</w:t>
             </w:r>
           </w:p>
         </w:tc>
@@ -250,7 +250,7 @@
                 <w:sz w:val="20"/>
                 <w:szCs w:val="20"/>
               </w:rPr>
-              <w:t xml:space="preserve">法 人 名</w:t>
+              <w:t xml:space="preserve">氏　　名</w:t>
             </w:r>
           </w:p>
         </w:tc>
@@ -308,94 +308,6 @@
                 <w:sz w:val="20"/>
                 <w:szCs w:val="20"/>
               </w:rPr>
-              <w:t xml:space="preserve"/>
-            </w:r>
-          </w:p>
-        </w:tc>
-      </w:tr>
-      <w:tr>
-        <w:tc>
-          <w:tcPr>
-            <w:tcW w:type="dxa" w:w="1400"/>
-            <w:tcMar>
-              <w:top w:type="dxa" w:w="70"/>
-              <w:left w:type="dxa" w:w="120"/>
-              <w:bottom w:type="dxa" w:w="70"/>
-              <w:right w:type="dxa" w:w="120"/>
-            </w:tcMar>
-            <w:vAlign w:val="center"/>
-          </w:tcPr>
-          <w:p>
-            <w:pPr>
-              <w:spacing w:after="0" w:line="290"/>
-              <w:jc w:val="left"/>
-            </w:pPr>
-            <w:r>
-              <w:rPr>
-                <w:rFonts w:ascii="游明朝" w:cs="游明朝" w:eastAsia="游明朝" w:hAnsi="游明朝"/>
-                <w:b w:val="false"/>
-                <w:bCs w:val="false"/>
-                <w:sz w:val="20"/>
-                <w:szCs w:val="20"/>
-              </w:rPr>
-              <w:t xml:space="preserve">代 表 者</w:t>
-            </w:r>
-          </w:p>
-        </w:tc>
-        <w:tc>
-          <w:tcPr>
-            <w:tcW w:type="dxa" w:w="2800"/>
-            <w:tcMar>
-              <w:top w:type="dxa" w:w="70"/>
-              <w:left w:type="dxa" w:w="120"/>
-              <w:bottom w:type="dxa" w:w="70"/>
-              <w:right w:type="dxa" w:w="120"/>
-            </w:tcMar>
-            <w:vAlign w:val="center"/>
-          </w:tcPr>
-          <w:p>
-            <w:pPr>
-              <w:pBdr>
-                <w:bottom w:val="single" w:color="000000" w:sz="6"/>
-              </w:pBdr>
-              <w:spacing w:after="0" w:line="290"/>
-            </w:pPr>
-            <w:r>
-              <w:rPr>
-                <w:rFonts w:ascii="游明朝" w:cs="游明朝" w:eastAsia="游明朝" w:hAnsi="游明朝"/>
-                <w:b w:val="false"/>
-                <w:bCs w:val="false"/>
-                <w:sz w:val="20"/>
-                <w:szCs w:val="20"/>
-              </w:rPr>
-              <w:t xml:space="preserve"/>
-            </w:r>
-          </w:p>
-        </w:tc>
-        <w:tc>
-          <w:tcPr>
-            <w:tcW w:type="dxa" w:w="1000"/>
-            <w:tcMar>
-              <w:top w:type="dxa" w:w="70"/>
-              <w:left w:type="dxa" w:w="120"/>
-              <w:bottom w:type="dxa" w:w="70"/>
-              <w:right w:type="dxa" w:w="120"/>
-            </w:tcMar>
-            <w:vAlign w:val="center"/>
-          </w:tcPr>
-          <w:p>
-            <w:pPr>
-              <w:spacing w:after="0" w:line="290"/>
-              <w:jc w:val="center"/>
-            </w:pPr>
-            <w:r>
-              <w:rPr>
-                <w:rFonts w:ascii="游明朝" w:cs="游明朝" w:eastAsia="游明朝" w:hAnsi="游明朝"/>
-                <w:b w:val="false"/>
-                <w:bCs w:val="false"/>
-                <w:sz w:val="20"/>
-                <w:szCs w:val="20"/>
-              </w:rPr>
               <w:t xml:space="preserve">㊞</w:t>
             </w:r>
           </w:p>
@@ -415,7 +327,7 @@
           <w:sz w:val="18"/>
           <w:szCs w:val="18"/>
         </w:rPr>
-        <w:t xml:space="preserve">※ 個人名義でご契約の場合は、住所・氏名をご記入のうえご捺印ください。</w:t>
+        <w:t xml:space="preserve">※ 氏名はご自筆でご署名のうえ、ご実印を押印ください。</w:t>
       </w:r>
     </w:p>
     <w:p>
